--- a/zht/docx/052.content.docx
+++ b/zht/docx/052.content.docx
@@ -150,26 +150,6 @@
           <w:lang w:val="zh_TW" w:bidi="zh_TW"/>
         </w:rPr>
         <w:t>lie</w:t>
-      </w:r>
-      <w:r>
-        <w:rPr>
-          <w:lang w:val="zh_TW" w:bidi="zh_TW"/>
-        </w:rPr>
-      </w:r>
-    </w:p>
-    <w:p>
-      <w:pPr/>
-      <w:r>
-        <w:rPr>
-          <w:lang w:val="zh_TW" w:bidi="zh_TW"/>
-        </w:rPr>
-      </w:r>
-      <w:r>
-        <w:rPr>
-          <w:i/>
-          <w:lang w:val="zh_TW" w:bidi="zh_TW"/>
-        </w:rPr>
-        <w:t>列王紀上的先知</w:t>
       </w:r>
       <w:r>
         <w:rPr>

--- a/zht/docx/052.content.docx
+++ b/zht/docx/052.content.docx
@@ -19,7 +19,7 @@
         <w:rPr>
           <w:lang w:val="zh_TW" w:bidi="zh_TW"/>
         </w:rPr>
-        <w:t>Resource: Study Notes - Themes (Tyndale)</w:t>
+        <w:t>Resource: Tyndale Open Study Notes</w:t>
       </w:r>
       <w:r>
         <w:rPr>
@@ -112,7 +112,7 @@
         <w:rPr>
           <w:lang w:val="zh_TW" w:bidi="zh_TW"/>
         </w:rPr>
-        <w:t>Study Notes - Themes (Tyndale)</w:t>
+        <w:t>Tyndale Open Study Notes</w:t>
       </w:r>
     </w:p>
     <w:p>

--- a/zht/docx/052.content.docx
+++ b/zht/docx/052.content.docx
@@ -149,7 +149,7 @@
         <w:rPr>
           <w:lang w:val="zh_TW" w:bidi="zh_TW"/>
         </w:rPr>
-        <w:t>lie</w:t>
+        <w:t>ling</w:t>
       </w:r>
       <w:r>
         <w:rPr>
@@ -212,7 +212,7 @@
         <w:rPr>
           <w:lang w:val="zh_TW" w:bidi="zh_TW"/>
         </w:rPr>
-        <w:t>列王紀上的先知</w:t>
+        <w:t>靈的同在</w:t>
       </w:r>
       <w:r>
         <w:rPr>
@@ -231,7 +231,20 @@
         <w:rPr>
           <w:lang w:val="zh_TW" w:bidi="zh_TW"/>
         </w:rPr>
-        <w:t>先知是蒙神揀選、代表祂向人說話的人。他們直接從神領受特別的信息，並將這些信息傳給眾人。在舊約以色列國與猶大國時期，神的先知扮演極其重要的角色。他們不僅關心百姓的日常需要，也責備君王與祭司不忠心，並施行許多神蹟。他們宣告神的未來計畫，特別是審判的信息（</w:t>
+        <w:t>在舊約聖經中，當神賦予人或群體一項任務，或是揀選他們擔任某個角色時，主的靈就會降臨在他們身上。</w:t>
+      </w:r>
+      <w:r>
+        <w:rPr>
+          <w:b/>
+          <w:lang w:val="zh_TW" w:bidi="zh_TW"/>
+        </w:rPr>
+        <w:t>靈</w:t>
+      </w:r>
+      <w:r>
+        <w:rPr>
+          <w:lang w:val="zh_TW" w:bidi="zh_TW"/>
+        </w:rPr>
+        <w:t>賦予力量給士師，像俄陀聶、基甸和耶弗他，去履行他們的職責（</w:t>
       </w:r>
       <w:hyperlink r:id="rId13">
         <w:r>
@@ -242,7 +255,7 @@
             <w:color w:val="0000EE"/>
             <w:u w:val="single"/>
           </w:rPr>
-          <w:t>王上11:29–32</w:t>
+          <w:t>士3:10</w:t>
         </w:r>
       </w:hyperlink>
       <w:r>
@@ -260,7 +273,7 @@
             <w:color w:val="0000EE"/>
             <w:u w:val="single"/>
           </w:rPr>
-          <w:t>17:1</w:t>
+          <w:t>6:34</w:t>
         </w:r>
       </w:hyperlink>
       <w:r>
@@ -278,14 +291,14 @@
             <w:color w:val="0000EE"/>
             <w:u w:val="single"/>
           </w:rPr>
-          <w:t>13:1–2</w:t>
+          <w:t>11:29</w:t>
         </w:r>
       </w:hyperlink>
       <w:r>
         <w:rPr>
           <w:lang w:val="zh_TW" w:bidi="zh_TW"/>
         </w:rPr>
-        <w:t>，</w:t>
+        <w:t>）。掃羅和大衛在被膏抹為王時也接受了神的靈（</w:t>
       </w:r>
       <w:hyperlink r:id="rId16">
         <w:r>
@@ -296,14 +309,14 @@
             <w:color w:val="0000EE"/>
             <w:u w:val="single"/>
           </w:rPr>
-          <w:t>20:42</w:t>
+          <w:t>撒上10:1</w:t>
         </w:r>
       </w:hyperlink>
       <w:r>
         <w:rPr>
           <w:lang w:val="zh_TW" w:bidi="zh_TW"/>
         </w:rPr>
-        <w:t>，</w:t>
+        <w:t>、</w:t>
       </w:r>
       <w:hyperlink r:id="rId17">
         <w:r>
@@ -314,7 +327,7 @@
             <w:color w:val="0000EE"/>
             <w:u w:val="single"/>
           </w:rPr>
-          <w:t>21:20–23</w:t>
+          <w:t>9–10</w:t>
         </w:r>
       </w:hyperlink>
       <w:r>
@@ -332,7 +345,7 @@
             <w:color w:val="0000EE"/>
             <w:u w:val="single"/>
           </w:rPr>
-          <w:t>22:20–22</w:t>
+          <w:t>16:13</w:t>
         </w:r>
       </w:hyperlink>
       <w:r>
@@ -353,27 +366,35 @@
         <w:rPr>
           <w:lang w:val="zh_TW" w:bidi="zh_TW"/>
         </w:rPr>
-        <w:t>列王紀上中記載幾位先知的事蹟，顯明先知的角色：</w:t>
-      </w:r>
-    </w:p>
-    <w:p>
-      <w:pPr>
-        <w:pStyle w:val="ListBullet"/>
-        <w:spacing w:line="240" w:lineRule="auto"/>
-        <w:ind w:left="720"/>
-      </w:pPr>
-      <w:r>
-        <w:rPr>
-          <w:lang w:val="zh_TW" w:bidi="zh_TW"/>
-        </w:rPr>
-      </w:r>
-      <w:r>
-        <w:rPr>
-          <w:lang w:val="zh_TW" w:bidi="zh_TW"/>
-        </w:rPr>
-        <w:t>忠心的先知拿單責備大衛王在拔示巴這件事上犯罪（</w:t>
-      </w:r>
-      <w:hyperlink r:id="rId19">
+        <w:t>當任務完成或那人失去其職分時，</w:t>
+      </w:r>
+      <w:r>
+        <w:rPr>
+          <w:b/>
+          <w:lang w:val="zh_TW" w:bidi="zh_TW"/>
+        </w:rPr>
+        <w:t>靈</w:t>
+      </w:r>
+      <w:r>
+        <w:rPr>
+          <w:lang w:val="zh_TW" w:bidi="zh_TW"/>
+        </w:rPr>
+        <w:t>便會離開。當撒母耳膏抹大衛為下一任君王時，</w:t>
+      </w:r>
+      <w:r>
+        <w:rPr>
+          <w:b/>
+          <w:lang w:val="zh_TW" w:bidi="zh_TW"/>
+        </w:rPr>
+        <w:t>靈</w:t>
+      </w:r>
+      <w:r>
+        <w:rPr>
+          <w:lang w:val="zh_TW" w:bidi="zh_TW"/>
+        </w:rPr>
+        <w:t>離開了掃羅 （</w:t>
+      </w:r>
+      <w:hyperlink r:id="rId18">
         <w:r>
           <w:rPr>
             <w:lang w:val="zh_TW" w:bidi="zh_TW"/>
@@ -382,16 +403,10 @@
             <w:color w:val="0000EE"/>
             <w:u w:val="single"/>
           </w:rPr>
-          <w:t>撒下12:1–12</w:t>
+          <w:t>16:13 、</w:t>
         </w:r>
       </w:hyperlink>
-      <w:r>
-        <w:rPr>
-          <w:lang w:val="zh_TW" w:bidi="zh_TW"/>
-        </w:rPr>
-        <w:t>）。在亞多尼雅企圖篡位時，拿單也發揮關鍵作用，阻止他奪取王位（</w:t>
-      </w:r>
-      <w:hyperlink r:id="rId20">
+      <w:hyperlink r:id="rId19">
         <w:r>
           <w:rPr>
             <w:lang w:val="zh_TW" w:bidi="zh_TW"/>
@@ -400,34 +415,16 @@
             <w:color w:val="0000EE"/>
             <w:u w:val="single"/>
           </w:rPr>
-          <w:t>王上1:5–49</w:t>
+          <w:t>14</w:t>
         </w:r>
       </w:hyperlink>
       <w:r>
         <w:rPr>
           <w:lang w:val="zh_TW" w:bidi="zh_TW"/>
         </w:rPr>
-        <w:t>）。</w:t>
-      </w:r>
-    </w:p>
-    <w:p>
-      <w:pPr>
-        <w:pStyle w:val="ListBullet"/>
-        <w:spacing w:line="240" w:lineRule="auto"/>
-        <w:ind w:left="720"/>
-      </w:pPr>
-      <w:r>
-        <w:rPr>
-          <w:lang w:val="zh_TW" w:bidi="zh_TW"/>
-        </w:rPr>
-      </w:r>
-      <w:r>
-        <w:rPr>
-          <w:lang w:val="zh_TW" w:bidi="zh_TW"/>
-        </w:rPr>
-        <w:t>先知亞希雅告訴耶羅波安，神計畫在所羅門死後將王國分裂（</w:t>
-      </w:r>
-      <w:hyperlink r:id="rId21">
+        <w:t>）。這是因為他不順服，神便拒絕他作王 （</w:t>
+      </w:r>
+      <w:hyperlink r:id="rId20">
         <w:r>
           <w:rPr>
             <w:lang w:val="zh_TW" w:bidi="zh_TW"/>
@@ -436,16 +433,16 @@
             <w:color w:val="0000EE"/>
             <w:u w:val="single"/>
           </w:rPr>
-          <w:t>王上11:29–39</w:t>
+          <w:t>13:7–14</w:t>
         </w:r>
       </w:hyperlink>
       <w:r>
         <w:rPr>
           <w:lang w:val="zh_TW" w:bidi="zh_TW"/>
         </w:rPr>
-        <w:t>）。後來，神差遣一位不具名的先知，責備耶羅波安在伯特利設立的假宗教與壇（</w:t>
-      </w:r>
-      <w:hyperlink r:id="rId22">
+        <w:t>，</w:t>
+      </w:r>
+      <w:hyperlink r:id="rId21">
         <w:r>
           <w:rPr>
             <w:lang w:val="zh_TW" w:bidi="zh_TW"/>
@@ -454,16 +451,16 @@
             <w:color w:val="0000EE"/>
             <w:u w:val="single"/>
           </w:rPr>
-          <w:t>13:1–10</w:t>
+          <w:t>15:10–29</w:t>
         </w:r>
       </w:hyperlink>
       <w:r>
         <w:rPr>
           <w:lang w:val="zh_TW" w:bidi="zh_TW"/>
         </w:rPr>
-        <w:t>），並藉此顯明違背神命令的後果（</w:t>
-      </w:r>
-      <w:hyperlink r:id="rId23">
+        <w:t xml:space="preserve">；比較 </w:t>
+      </w:r>
+      <w:hyperlink r:id="rId22">
         <w:r>
           <w:rPr>
             <w:lang w:val="zh_TW" w:bidi="zh_TW"/>
@@ -472,16 +469,16 @@
             <w:color w:val="0000EE"/>
             <w:u w:val="single"/>
           </w:rPr>
-          <w:t>13:11–32</w:t>
+          <w:t>28:15</w:t>
         </w:r>
       </w:hyperlink>
       <w:r>
         <w:rPr>
           <w:lang w:val="zh_TW" w:bidi="zh_TW"/>
         </w:rPr>
-        <w:t>）。之後亞希雅再度出現，宣告神對耶羅波安和他後裔的審判（</w:t>
-      </w:r>
-      <w:hyperlink r:id="rId24">
+        <w:t>；</w:t>
+      </w:r>
+      <w:hyperlink r:id="rId23">
         <w:r>
           <w:rPr>
             <w:lang w:val="zh_TW" w:bidi="zh_TW"/>
@@ -490,34 +487,16 @@
             <w:color w:val="0000EE"/>
             <w:u w:val="single"/>
           </w:rPr>
-          <w:t>14:1–16</w:t>
+          <w:t>士16:20</w:t>
         </w:r>
       </w:hyperlink>
       <w:r>
         <w:rPr>
           <w:lang w:val="zh_TW" w:bidi="zh_TW"/>
         </w:rPr>
-        <w:t>）。</w:t>
-      </w:r>
-    </w:p>
-    <w:p>
-      <w:pPr>
-        <w:pStyle w:val="ListBullet"/>
-        <w:spacing w:line="240" w:lineRule="auto"/>
-        <w:ind w:left="720"/>
-      </w:pPr>
-      <w:r>
-        <w:rPr>
-          <w:lang w:val="zh_TW" w:bidi="zh_TW"/>
-        </w:rPr>
-      </w:r>
-      <w:r>
-        <w:rPr>
-          <w:lang w:val="zh_TW" w:bidi="zh_TW"/>
-        </w:rPr>
-        <w:t>先知耶戶也宣告對巴沙王的審判，因他行耶羅波安的惡行，繼續犯罪（</w:t>
-      </w:r>
-      <w:hyperlink r:id="rId25">
+        <w:t>）。大衛與拔示巴犯罪後，他祈禱避免受到同樣的審判，「不要從我收回你的聖靈」 （</w:t>
+      </w:r>
+      <w:hyperlink r:id="rId24">
         <w:r>
           <w:rPr>
             <w:lang w:val="zh_TW" w:bidi="zh_TW"/>
@@ -526,97 +505,7 @@
             <w:color w:val="0000EE"/>
             <w:u w:val="single"/>
           </w:rPr>
-          <w:t>王上16:1–4</w:t>
-        </w:r>
-      </w:hyperlink>
-      <w:r>
-        <w:rPr>
-          <w:lang w:val="zh_TW" w:bidi="zh_TW"/>
-        </w:rPr>
-        <w:t>）。</w:t>
-      </w:r>
-    </w:p>
-    <w:p>
-      <w:pPr>
-        <w:pStyle w:val="ListBullet"/>
-        <w:spacing w:line="240" w:lineRule="auto"/>
-        <w:ind w:left="720"/>
-      </w:pPr>
-      <w:r>
-        <w:rPr>
-          <w:lang w:val="zh_TW" w:bidi="zh_TW"/>
-        </w:rPr>
-      </w:r>
-      <w:r>
-        <w:rPr>
-          <w:lang w:val="zh_TW" w:bidi="zh_TW"/>
-        </w:rPr>
-        <w:t>列王紀上大都聚焦在先知以利亞的事工上（</w:t>
-      </w:r>
-      <w:hyperlink r:id="rId26">
-        <w:r>
-          <w:rPr>
-            <w:lang w:val="zh_TW" w:bidi="zh_TW"/>
-          </w:rPr>
-          <w:rPr>
-            <w:color w:val="0000EE"/>
-            <w:u w:val="single"/>
-          </w:rPr>
-          <w:t>17:1–19:21</w:t>
-        </w:r>
-      </w:hyperlink>
-      <w:r>
-        <w:rPr>
-          <w:lang w:val="zh_TW" w:bidi="zh_TW"/>
-        </w:rPr>
-        <w:t>，</w:t>
-      </w:r>
-      <w:hyperlink r:id="rId27">
-        <w:r>
-          <w:rPr>
-            <w:lang w:val="zh_TW" w:bidi="zh_TW"/>
-          </w:rPr>
-          <w:rPr>
-            <w:color w:val="0000EE"/>
-            <w:u w:val="single"/>
-          </w:rPr>
-          <w:t>21:17–28</w:t>
-        </w:r>
-      </w:hyperlink>
-      <w:r>
-        <w:rPr>
-          <w:lang w:val="zh_TW" w:bidi="zh_TW"/>
-        </w:rPr>
-        <w:t>）。在亞哈王執政時期，他是神主要的代言人（但當時也有其他先知在服事；見</w:t>
-      </w:r>
-      <w:hyperlink r:id="rId28">
-        <w:r>
-          <w:rPr>
-            <w:lang w:val="zh_TW" w:bidi="zh_TW"/>
-          </w:rPr>
-          <w:rPr>
-            <w:color w:val="0000EE"/>
-            <w:u w:val="single"/>
-          </w:rPr>
-          <w:t>20:38–43</w:t>
-        </w:r>
-      </w:hyperlink>
-      <w:r>
-        <w:rPr>
-          <w:lang w:val="zh_TW" w:bidi="zh_TW"/>
-        </w:rPr>
-        <w:t>、</w:t>
-      </w:r>
-      <w:hyperlink r:id="rId29">
-        <w:r>
-          <w:rPr>
-            <w:lang w:val="zh_TW" w:bidi="zh_TW"/>
-          </w:rPr>
-          <w:rPr>
-            <w:color w:val="0000EE"/>
-            <w:u w:val="single"/>
-          </w:rPr>
-          <w:t>22:17–28</w:t>
+          <w:t>詩51:11</w:t>
         </w:r>
       </w:hyperlink>
       <w:r>
@@ -637,7 +526,133 @@
         <w:rPr>
           <w:lang w:val="zh_TW" w:bidi="zh_TW"/>
         </w:rPr>
-        <w:t>在列王紀上中，以色列與猶大的王對神先知的回應不盡相同。這些記載顯出聽從神話語的重要性，也提醒人忽視神的代言人，會帶來極大後果。神不斷藉著先知，試圖阻止百姓悖逆所帶來的災難。可是，許多王都不願聽從先知的話，最終招致先知所預言的毀滅。</w:t>
+        <w:t>在新約聖經中，神的聖靈賜給所有信靠耶穌得救的人，而不僅僅是那些擔任特定角色的人（見</w:t>
+      </w:r>
+      <w:hyperlink r:id="rId25">
+        <w:r>
+          <w:rPr>
+            <w:lang w:val="zh_TW" w:bidi="zh_TW"/>
+          </w:rPr>
+          <w:rPr>
+            <w:color w:val="0000EE"/>
+            <w:u w:val="single"/>
+          </w:rPr>
+          <w:t>徒2:14–21</w:t>
+        </w:r>
+      </w:hyperlink>
+      <w:r>
+        <w:rPr>
+          <w:lang w:val="zh_TW" w:bidi="zh_TW"/>
+        </w:rPr>
+        <w:t>；</w:t>
+      </w:r>
+      <w:hyperlink r:id="rId26">
+        <w:r>
+          <w:rPr>
+            <w:lang w:val="zh_TW" w:bidi="zh_TW"/>
+          </w:rPr>
+          <w:rPr>
+            <w:color w:val="0000EE"/>
+            <w:u w:val="single"/>
+          </w:rPr>
+          <w:t>林前12:1–13</w:t>
+        </w:r>
+      </w:hyperlink>
+      <w:r>
+        <w:rPr>
+          <w:lang w:val="zh_TW" w:bidi="zh_TW"/>
+        </w:rPr>
+        <w:t>；</w:t>
+      </w:r>
+      <w:hyperlink r:id="rId27">
+        <w:r>
+          <w:rPr>
+            <w:lang w:val="zh_TW" w:bidi="zh_TW"/>
+          </w:rPr>
+          <w:rPr>
+            <w:color w:val="0000EE"/>
+            <w:u w:val="single"/>
+          </w:rPr>
+          <w:t>弗1:13–14</w:t>
+        </w:r>
+      </w:hyperlink>
+      <w:r>
+        <w:rPr>
+          <w:lang w:val="zh_TW" w:bidi="zh_TW"/>
+        </w:rPr>
+        <w:t>）。聖靈幫助神的僕人完成他們蒙召去做的工作（見</w:t>
+      </w:r>
+      <w:hyperlink r:id="rId28">
+        <w:r>
+          <w:rPr>
+            <w:lang w:val="zh_TW" w:bidi="zh_TW"/>
+          </w:rPr>
+          <w:rPr>
+            <w:color w:val="0000EE"/>
+            <w:u w:val="single"/>
+          </w:rPr>
+          <w:t>林前12:7–10</w:t>
+        </w:r>
+      </w:hyperlink>
+      <w:r>
+        <w:rPr>
+          <w:lang w:val="zh_TW" w:bidi="zh_TW"/>
+        </w:rPr>
+        <w:t>）。舊約聖經中聖靈離開掃羅的故事，說明了為什麼新約聖經警告信徒不要得罪聖靈並使衪擔憂（見</w:t>
+      </w:r>
+      <w:hyperlink r:id="rId29">
+        <w:r>
+          <w:rPr>
+            <w:lang w:val="zh_TW" w:bidi="zh_TW"/>
+          </w:rPr>
+          <w:rPr>
+            <w:color w:val="0000EE"/>
+            <w:u w:val="single"/>
+          </w:rPr>
+          <w:t>可3:28–29</w:t>
+        </w:r>
+      </w:hyperlink>
+      <w:r>
+        <w:rPr>
+          <w:lang w:val="zh_TW" w:bidi="zh_TW"/>
+        </w:rPr>
+        <w:t>；</w:t>
+      </w:r>
+      <w:hyperlink r:id="rId30">
+        <w:r>
+          <w:rPr>
+            <w:lang w:val="zh_TW" w:bidi="zh_TW"/>
+          </w:rPr>
+          <w:rPr>
+            <w:color w:val="0000EE"/>
+            <w:u w:val="single"/>
+          </w:rPr>
+          <w:t>弗4:30</w:t>
+        </w:r>
+      </w:hyperlink>
+      <w:r>
+        <w:rPr>
+          <w:lang w:val="zh_TW" w:bidi="zh_TW"/>
+        </w:rPr>
+        <w:t>；</w:t>
+      </w:r>
+      <w:hyperlink r:id="rId31">
+        <w:r>
+          <w:rPr>
+            <w:lang w:val="zh_TW" w:bidi="zh_TW"/>
+          </w:rPr>
+          <w:rPr>
+            <w:color w:val="0000EE"/>
+            <w:u w:val="single"/>
+          </w:rPr>
+          <w:t>來6:1–8</w:t>
+        </w:r>
+      </w:hyperlink>
+      <w:r>
+        <w:rPr>
+          <w:lang w:val="zh_TW" w:bidi="zh_TW"/>
+        </w:rPr>
+        <w:t>）。</w:t>
       </w:r>
     </w:p>
     <w:p>
@@ -662,7 +677,7 @@
           <w:lang w:val="zh_TW" w:bidi="zh_TW"/>
         </w:rPr>
       </w:r>
-      <w:hyperlink r:id="rId21">
+      <w:hyperlink r:id="rId32">
         <w:r>
           <w:rPr>
             <w:lang w:val="zh_TW" w:bidi="zh_TW"/>
@@ -671,10 +686,16 @@
             <w:color w:val="0000EE"/>
             <w:u w:val="single"/>
           </w:rPr>
-          <w:t>王上11:29–39，</w:t>
+          <w:t>創41:37–40</w:t>
         </w:r>
       </w:hyperlink>
-      <w:hyperlink r:id="rId30">
+      <w:r>
+        <w:rPr>
+          <w:lang w:val="zh_TW" w:bidi="zh_TW"/>
+        </w:rPr>
+        <w:t>；</w:t>
+      </w:r>
+      <w:hyperlink r:id="rId33">
         <w:r>
           <w:rPr>
             <w:lang w:val="zh_TW" w:bidi="zh_TW"/>
@@ -683,16 +704,16 @@
             <w:color w:val="0000EE"/>
             <w:u w:val="single"/>
           </w:rPr>
-          <w:t>13:1–32</w:t>
+          <w:t>出31:1–6</w:t>
         </w:r>
       </w:hyperlink>
       <w:r>
         <w:rPr>
           <w:lang w:val="zh_TW" w:bidi="zh_TW"/>
         </w:rPr>
-        <w:t>，</w:t>
-      </w:r>
-      <w:hyperlink r:id="rId24">
+        <w:t>；</w:t>
+      </w:r>
+      <w:hyperlink r:id="rId34">
         <w:r>
           <w:rPr>
             <w:lang w:val="zh_TW" w:bidi="zh_TW"/>
@@ -701,7 +722,7 @@
             <w:color w:val="0000EE"/>
             <w:u w:val="single"/>
           </w:rPr>
-          <w:t>14:1–16</w:t>
+          <w:t>士3:9–11</w:t>
         </w:r>
       </w:hyperlink>
       <w:r>
@@ -710,7 +731,7 @@
         </w:rPr>
         <w:t>，</w:t>
       </w:r>
-      <w:hyperlink r:id="rId31">
+      <w:hyperlink r:id="rId14">
         <w:r>
           <w:rPr>
             <w:lang w:val="zh_TW" w:bidi="zh_TW"/>
@@ -719,7 +740,7 @@
             <w:color w:val="0000EE"/>
             <w:u w:val="single"/>
           </w:rPr>
-          <w:t>16:2–4</w:t>
+          <w:t>士6:34</w:t>
         </w:r>
       </w:hyperlink>
       <w:r>
@@ -728,7 +749,7 @@
         </w:rPr>
         <w:t>，</w:t>
       </w:r>
-      <w:hyperlink r:id="rId32">
+      <w:hyperlink r:id="rId15">
         <w:r>
           <w:rPr>
             <w:lang w:val="zh_TW" w:bidi="zh_TW"/>
@@ -737,7 +758,7 @@
             <w:color w:val="0000EE"/>
             <w:u w:val="single"/>
           </w:rPr>
-          <w:t>17:1–18:46</w:t>
+          <w:t>士11:29</w:t>
         </w:r>
       </w:hyperlink>
       <w:r>
@@ -746,7 +767,7 @@
         </w:rPr>
         <w:t>，</w:t>
       </w:r>
-      <w:hyperlink r:id="rId33">
+      <w:hyperlink r:id="rId35">
         <w:r>
           <w:rPr>
             <w:lang w:val="zh_TW" w:bidi="zh_TW"/>
@@ -755,7 +776,7 @@
             <w:color w:val="0000EE"/>
             <w:u w:val="single"/>
           </w:rPr>
-          <w:t>19:1–21</w:t>
+          <w:t>士14:5–6</w:t>
         </w:r>
       </w:hyperlink>
       <w:r>
@@ -764,7 +785,7 @@
         </w:rPr>
         <w:t>，</w:t>
       </w:r>
-      <w:hyperlink r:id="rId34">
+      <w:hyperlink r:id="rId36">
         <w:r>
           <w:rPr>
             <w:lang w:val="zh_TW" w:bidi="zh_TW"/>
@@ -773,16 +794,16 @@
             <w:color w:val="0000EE"/>
             <w:u w:val="single"/>
           </w:rPr>
-          <w:t>20:35–43</w:t>
+          <w:t>士16:20–21</w:t>
         </w:r>
       </w:hyperlink>
       <w:r>
         <w:rPr>
           <w:lang w:val="zh_TW" w:bidi="zh_TW"/>
         </w:rPr>
-        <w:t>，</w:t>
-      </w:r>
-      <w:hyperlink r:id="rId27">
+        <w:t>；</w:t>
+      </w:r>
+      <w:hyperlink r:id="rId37">
         <w:r>
           <w:rPr>
             <w:lang w:val="zh_TW" w:bidi="zh_TW"/>
@@ -791,7 +812,7 @@
             <w:color w:val="0000EE"/>
             <w:u w:val="single"/>
           </w:rPr>
-          <w:t>21:17–28</w:t>
+          <w:t>撒上10:1–10</w:t>
         </w:r>
       </w:hyperlink>
       <w:r>
@@ -800,7 +821,7 @@
         </w:rPr>
         <w:t>，</w:t>
       </w:r>
-      <w:hyperlink r:id="rId35">
+      <w:hyperlink r:id="rId38">
         <w:r>
           <w:rPr>
             <w:lang w:val="zh_TW" w:bidi="zh_TW"/>
@@ -809,16 +830,16 @@
             <w:color w:val="0000EE"/>
             <w:u w:val="single"/>
           </w:rPr>
-          <w:t>22:10–28</w:t>
+          <w:t>撒上11:6–7</w:t>
         </w:r>
       </w:hyperlink>
       <w:r>
         <w:rPr>
           <w:lang w:val="zh_TW" w:bidi="zh_TW"/>
         </w:rPr>
-        <w:t>；</w:t>
-      </w:r>
-      <w:hyperlink r:id="rId36">
+        <w:t>，</w:t>
+      </w:r>
+      <w:hyperlink r:id="rId39">
         <w:r>
           <w:rPr>
             <w:lang w:val="zh_TW" w:bidi="zh_TW"/>
@@ -827,7 +848,794 @@
             <w:color w:val="0000EE"/>
             <w:u w:val="single"/>
           </w:rPr>
-          <w:t>王下17:13–15</w:t>
+          <w:t>撒上16:13–23</w:t>
+        </w:r>
+      </w:hyperlink>
+      <w:r>
+        <w:rPr>
+          <w:lang w:val="zh_TW" w:bidi="zh_TW"/>
+        </w:rPr>
+        <w:t>，</w:t>
+      </w:r>
+      <w:hyperlink r:id="rId40">
+        <w:r>
+          <w:rPr>
+            <w:lang w:val="zh_TW" w:bidi="zh_TW"/>
+          </w:rPr>
+          <w:rPr>
+            <w:color w:val="0000EE"/>
+            <w:u w:val="single"/>
+          </w:rPr>
+          <w:t>撒上19:19–23</w:t>
+        </w:r>
+      </w:hyperlink>
+      <w:r>
+        <w:rPr>
+          <w:lang w:val="zh_TW" w:bidi="zh_TW"/>
+        </w:rPr>
+        <w:t>；</w:t>
+      </w:r>
+      <w:hyperlink r:id="rId41">
+        <w:r>
+          <w:rPr>
+            <w:lang w:val="zh_TW" w:bidi="zh_TW"/>
+          </w:rPr>
+          <w:rPr>
+            <w:color w:val="0000EE"/>
+            <w:u w:val="single"/>
+          </w:rPr>
+          <w:t>代下20:13–19</w:t>
+        </w:r>
+      </w:hyperlink>
+      <w:r>
+        <w:rPr>
+          <w:lang w:val="zh_TW" w:bidi="zh_TW"/>
+        </w:rPr>
+        <w:t>，</w:t>
+      </w:r>
+      <w:hyperlink r:id="rId42">
+        <w:r>
+          <w:rPr>
+            <w:lang w:val="zh_TW" w:bidi="zh_TW"/>
+          </w:rPr>
+          <w:rPr>
+            <w:color w:val="0000EE"/>
+            <w:u w:val="single"/>
+          </w:rPr>
+          <w:t>代下24:20–22</w:t>
+        </w:r>
+      </w:hyperlink>
+      <w:r>
+        <w:rPr>
+          <w:lang w:val="zh_TW" w:bidi="zh_TW"/>
+        </w:rPr>
+        <w:t>；</w:t>
+      </w:r>
+      <w:hyperlink r:id="rId43">
+        <w:r>
+          <w:rPr>
+            <w:lang w:val="zh_TW" w:bidi="zh_TW"/>
+          </w:rPr>
+          <w:rPr>
+            <w:color w:val="0000EE"/>
+            <w:u w:val="single"/>
+          </w:rPr>
+          <w:t>詩51:11–12</w:t>
+        </w:r>
+      </w:hyperlink>
+      <w:r>
+        <w:rPr>
+          <w:lang w:val="zh_TW" w:bidi="zh_TW"/>
+        </w:rPr>
+        <w:t>；</w:t>
+      </w:r>
+      <w:hyperlink r:id="rId44">
+        <w:r>
+          <w:rPr>
+            <w:lang w:val="zh_TW" w:bidi="zh_TW"/>
+          </w:rPr>
+          <w:rPr>
+            <w:color w:val="0000EE"/>
+            <w:u w:val="single"/>
+          </w:rPr>
+          <w:t>賽11:1–5</w:t>
+        </w:r>
+      </w:hyperlink>
+      <w:r>
+        <w:rPr>
+          <w:lang w:val="zh_TW" w:bidi="zh_TW"/>
+        </w:rPr>
+        <w:t>；</w:t>
+      </w:r>
+      <w:hyperlink r:id="rId45">
+        <w:r>
+          <w:rPr>
+            <w:lang w:val="zh_TW" w:bidi="zh_TW"/>
+          </w:rPr>
+          <w:rPr>
+            <w:color w:val="0000EE"/>
+            <w:u w:val="single"/>
+          </w:rPr>
+          <w:t>耶31:33–34</w:t>
+        </w:r>
+      </w:hyperlink>
+      <w:r>
+        <w:rPr>
+          <w:lang w:val="zh_TW" w:bidi="zh_TW"/>
+        </w:rPr>
+        <w:t>；</w:t>
+      </w:r>
+      <w:hyperlink r:id="rId46">
+        <w:r>
+          <w:rPr>
+            <w:lang w:val="zh_TW" w:bidi="zh_TW"/>
+          </w:rPr>
+          <w:rPr>
+            <w:color w:val="0000EE"/>
+            <w:u w:val="single"/>
+          </w:rPr>
+          <w:t>珥2:28–29</w:t>
+        </w:r>
+      </w:hyperlink>
+      <w:r>
+        <w:rPr>
+          <w:lang w:val="zh_TW" w:bidi="zh_TW"/>
+        </w:rPr>
+        <w:t>；</w:t>
+      </w:r>
+      <w:hyperlink r:id="rId29">
+        <w:r>
+          <w:rPr>
+            <w:lang w:val="zh_TW" w:bidi="zh_TW"/>
+          </w:rPr>
+          <w:rPr>
+            <w:color w:val="0000EE"/>
+            <w:u w:val="single"/>
+          </w:rPr>
+          <w:t>可3:28–29</w:t>
+        </w:r>
+      </w:hyperlink>
+      <w:r>
+        <w:rPr>
+          <w:lang w:val="zh_TW" w:bidi="zh_TW"/>
+        </w:rPr>
+        <w:t>；</w:t>
+      </w:r>
+      <w:hyperlink r:id="rId47">
+        <w:r>
+          <w:rPr>
+            <w:lang w:val="zh_TW" w:bidi="zh_TW"/>
+          </w:rPr>
+          <w:rPr>
+            <w:color w:val="0000EE"/>
+            <w:u w:val="single"/>
+          </w:rPr>
+          <w:t>徒2:1–21</w:t>
+        </w:r>
+      </w:hyperlink>
+      <w:r>
+        <w:rPr>
+          <w:lang w:val="zh_TW" w:bidi="zh_TW"/>
+        </w:rPr>
+        <w:t>，</w:t>
+      </w:r>
+      <w:hyperlink r:id="rId48">
+        <w:r>
+          <w:rPr>
+            <w:lang w:val="zh_TW" w:bidi="zh_TW"/>
+          </w:rPr>
+          <w:rPr>
+            <w:color w:val="0000EE"/>
+            <w:u w:val="single"/>
+          </w:rPr>
+          <w:t>徒4:31</w:t>
+        </w:r>
+      </w:hyperlink>
+      <w:r>
+        <w:rPr>
+          <w:lang w:val="zh_TW" w:bidi="zh_TW"/>
+        </w:rPr>
+        <w:t>；</w:t>
+      </w:r>
+      <w:hyperlink r:id="rId27">
+        <w:r>
+          <w:rPr>
+            <w:lang w:val="zh_TW" w:bidi="zh_TW"/>
+          </w:rPr>
+          <w:rPr>
+            <w:color w:val="0000EE"/>
+            <w:u w:val="single"/>
+          </w:rPr>
+          <w:t>弗1:13–14</w:t>
+        </w:r>
+      </w:hyperlink>
+      <w:r>
+        <w:rPr>
+          <w:lang w:val="zh_TW" w:bidi="zh_TW"/>
+        </w:rPr>
+        <w:t>，</w:t>
+      </w:r>
+      <w:hyperlink r:id="rId30">
+        <w:r>
+          <w:rPr>
+            <w:lang w:val="zh_TW" w:bidi="zh_TW"/>
+          </w:rPr>
+          <w:rPr>
+            <w:color w:val="0000EE"/>
+            <w:u w:val="single"/>
+          </w:rPr>
+          <w:t>弗4:30</w:t>
+        </w:r>
+      </w:hyperlink>
+      <w:r>
+        <w:rPr>
+          <w:lang w:val="zh_TW" w:bidi="zh_TW"/>
+        </w:rPr>
+        <w:t>；</w:t>
+      </w:r>
+      <w:hyperlink r:id="rId49">
+        <w:r>
+          <w:rPr>
+            <w:lang w:val="zh_TW" w:bidi="zh_TW"/>
+          </w:rPr>
+          <w:rPr>
+            <w:color w:val="0000EE"/>
+            <w:u w:val="single"/>
+          </w:rPr>
+          <w:t>來6:4–8</w:t>
+        </w:r>
+      </w:hyperlink>
+      <w:r>
+        <w:rPr>
+          <w:lang w:val="zh_TW" w:bidi="zh_TW"/>
+        </w:rPr>
+      </w:r>
+      <w:r>
+        <w:rPr>
+          <w:lang w:val="zh_TW" w:bidi="zh_TW"/>
+        </w:rPr>
+      </w:r>
+    </w:p>
+    <w:p>
+      <w:pPr/>
+      <w:r>
+        <w:rPr>
+          <w:lang w:val="zh_TW" w:bidi="zh_TW"/>
+        </w:rPr>
+      </w:r>
+    </w:p>
+    <w:p>
+      <w:pPr>
+        <w:pStyle w:val="Heading2"/>
+      </w:pPr>
+      <w:r>
+        <w:rPr>
+          <w:lang w:val="zh_TW" w:bidi="zh_TW"/>
+        </w:rPr>
+        <w:t>靈命成熟</w:t>
+      </w:r>
+      <w:r>
+        <w:rPr>
+          <w:lang w:val="zh_TW" w:bidi="zh_TW"/>
+        </w:rPr>
+      </w:r>
+    </w:p>
+    <w:p>
+      <w:pPr/>
+      <w:r>
+        <w:rPr>
+          <w:lang w:val="zh_TW" w:bidi="zh_TW"/>
+        </w:rPr>
+      </w:r>
+      <w:r>
+        <w:rPr>
+          <w:lang w:val="zh_TW" w:bidi="zh_TW"/>
+        </w:rPr>
+        <w:t>人因信耶穌基督而得救，就開始了終身的旅程。</w:t>
+      </w:r>
+      <w:r>
+        <w:rPr>
+          <w:lang w:val="zh_TW" w:bidi="zh_TW"/>
+        </w:rPr>
+        <w:t>信徒不會停留在原地，而是要改變、成長，越來越像基督</w:t>
+      </w:r>
+      <w:r>
+        <w:rPr>
+          <w:lang w:val="zh_TW" w:bidi="zh_TW"/>
+        </w:rPr>
+        <w:t>。這個過程被稱為「成聖」（sanctification）。正如初生嬰兒需要奶水來成長，之後才能吃乾糧，初信者也需要「純淨的靈奶」，好讓他們能完全經歷救恩（</w:t>
+      </w:r>
+      <w:hyperlink r:id="rId50">
+        <w:r>
+          <w:rPr>
+            <w:lang w:val="zh_TW" w:bidi="zh_TW"/>
+          </w:rPr>
+          <w:rPr>
+            <w:color w:val="0000EE"/>
+            <w:u w:val="single"/>
+          </w:rPr>
+          <w:t>彼前2:2–3</w:t>
+        </w:r>
+      </w:hyperlink>
+      <w:r>
+        <w:rPr>
+          <w:lang w:val="zh_TW" w:bidi="zh_TW"/>
+        </w:rPr>
+        <w:t>）。最終，他們會預備好接受「乾糧」，就是更深入的教導（</w:t>
+      </w:r>
+      <w:hyperlink r:id="rId51">
+        <w:r>
+          <w:rPr>
+            <w:lang w:val="zh_TW" w:bidi="zh_TW"/>
+          </w:rPr>
+          <w:rPr>
+            <w:color w:val="0000EE"/>
+            <w:u w:val="single"/>
+          </w:rPr>
+          <w:t>來5:11–14</w:t>
+        </w:r>
+      </w:hyperlink>
+      <w:r>
+        <w:rPr>
+          <w:lang w:val="zh_TW" w:bidi="zh_TW"/>
+        </w:rPr>
+        <w:t>）。</w:t>
+      </w:r>
+    </w:p>
+    <w:p>
+      <w:pPr/>
+      <w:r>
+        <w:rPr>
+          <w:lang w:val="zh_TW" w:bidi="zh_TW"/>
+        </w:rPr>
+      </w:r>
+      <w:r>
+        <w:rPr>
+          <w:lang w:val="zh_TW" w:bidi="zh_TW"/>
+        </w:rPr>
+        <w:t>靈命成熟包括對屬靈智慧的理解能力（</w:t>
+      </w:r>
+      <w:hyperlink r:id="rId52">
+        <w:r>
+          <w:rPr>
+            <w:lang w:val="zh_TW" w:bidi="zh_TW"/>
+          </w:rPr>
+          <w:rPr>
+            <w:color w:val="0000EE"/>
+            <w:u w:val="single"/>
+          </w:rPr>
+          <w:t>林前2:6</w:t>
+        </w:r>
+      </w:hyperlink>
+      <w:r>
+        <w:rPr>
+          <w:lang w:val="zh_TW" w:bidi="zh_TW"/>
+        </w:rPr>
+        <w:t>）。使徒保羅吩咐信徒要有成熟的心志（</w:t>
+      </w:r>
+      <w:hyperlink r:id="rId53">
+        <w:r>
+          <w:rPr>
+            <w:lang w:val="zh_TW" w:bidi="zh_TW"/>
+          </w:rPr>
+          <w:rPr>
+            <w:color w:val="0000EE"/>
+            <w:u w:val="single"/>
+          </w:rPr>
+          <w:t>林前14:20</w:t>
+        </w:r>
+      </w:hyperlink>
+      <w:r>
+        <w:rPr>
+          <w:lang w:val="zh_TW" w:bidi="zh_TW"/>
+        </w:rPr>
+        <w:t>）。當信徒在屬靈上得到裝備，並認識神的兒子時，基督的身體就逐漸成熟 （</w:t>
+      </w:r>
+      <w:hyperlink r:id="rId54">
+        <w:r>
+          <w:rPr>
+            <w:lang w:val="zh_TW" w:bidi="zh_TW"/>
+          </w:rPr>
+          <w:rPr>
+            <w:color w:val="0000EE"/>
+            <w:u w:val="single"/>
+          </w:rPr>
+          <w:t>弗4:11–16</w:t>
+        </w:r>
+      </w:hyperlink>
+      <w:r>
+        <w:rPr>
+          <w:lang w:val="zh_TW" w:bidi="zh_TW"/>
+        </w:rPr>
+        <w:t>）。這會帶來一個合一的信仰群體，在那裡，愛與真理共同堅固基督的身體。</w:t>
+      </w:r>
+    </w:p>
+    <w:p>
+      <w:pPr/>
+      <w:r>
+        <w:rPr>
+          <w:lang w:val="zh_TW" w:bidi="zh_TW"/>
+        </w:rPr>
+      </w:r>
+      <w:r>
+        <w:rPr>
+          <w:lang w:val="zh_TW" w:bidi="zh_TW"/>
+        </w:rPr>
+        <w:t>希伯來書讀者的靈命不夠成熟。作者原想教導他們更豐富的屬靈內容，但他們的表現卻如同屬靈嬰孩，需要最基本的養分，無法領受更深的真理（</w:t>
+      </w:r>
+      <w:hyperlink r:id="rId55">
+        <w:r>
+          <w:rPr>
+            <w:lang w:val="zh_TW" w:bidi="zh_TW"/>
+          </w:rPr>
+          <w:rPr>
+            <w:color w:val="0000EE"/>
+            <w:u w:val="single"/>
+          </w:rPr>
+          <w:t>來5:12</w:t>
+        </w:r>
+      </w:hyperlink>
+      <w:r>
+        <w:rPr>
+          <w:lang w:val="zh_TW" w:bidi="zh_TW"/>
+        </w:rPr>
+        <w:t>）。他們沒有關注神的教導。照理說，他們信主已有一段時間，本該能教導別人，卻因屬靈上的麻木而變得遲鈍（</w:t>
+      </w:r>
+      <w:hyperlink r:id="rId56">
+        <w:r>
+          <w:rPr>
+            <w:lang w:val="zh_TW" w:bidi="zh_TW"/>
+          </w:rPr>
+          <w:rPr>
+            <w:color w:val="0000EE"/>
+            <w:u w:val="single"/>
+          </w:rPr>
+          <w:t>5:11–12</w:t>
+        </w:r>
+      </w:hyperlink>
+      <w:r>
+        <w:rPr>
+          <w:lang w:val="zh_TW" w:bidi="zh_TW"/>
+        </w:rPr>
+        <w:t>；參</w:t>
+      </w:r>
+      <w:hyperlink r:id="rId57">
+        <w:r>
+          <w:rPr>
+            <w:lang w:val="zh_TW" w:bidi="zh_TW"/>
+          </w:rPr>
+          <w:rPr>
+            <w:color w:val="0000EE"/>
+            <w:u w:val="single"/>
+          </w:rPr>
+          <w:t>林前3:1–3</w:t>
+        </w:r>
+      </w:hyperlink>
+      <w:r>
+        <w:rPr>
+          <w:lang w:val="zh_TW" w:bidi="zh_TW"/>
+        </w:rPr>
+        <w:t>）。</w:t>
+      </w:r>
+    </w:p>
+    <w:p>
+      <w:pPr/>
+      <w:r>
+        <w:rPr>
+          <w:lang w:val="zh_TW" w:bidi="zh_TW"/>
+        </w:rPr>
+      </w:r>
+      <w:r>
+        <w:rPr>
+          <w:lang w:val="zh_TW" w:bidi="zh_TW"/>
+        </w:rPr>
+        <w:t>他們缺乏成熟程度去分辨基本對錯</w:t>
+      </w:r>
+      <w:r>
+        <w:rPr>
+          <w:lang w:val="zh_TW" w:bidi="zh_TW"/>
+        </w:rPr>
+        <w:t>（</w:t>
+      </w:r>
+      <w:hyperlink r:id="rId58">
+        <w:r>
+          <w:rPr>
+            <w:lang w:val="zh_TW" w:bidi="zh_TW"/>
+          </w:rPr>
+          <w:rPr>
+            <w:color w:val="0000EE"/>
+            <w:u w:val="single"/>
+          </w:rPr>
+          <w:t>來5:14</w:t>
+        </w:r>
+      </w:hyperlink>
+      <w:r>
+        <w:rPr>
+          <w:lang w:val="zh_TW" w:bidi="zh_TW"/>
+        </w:rPr>
+        <w:t>），</w:t>
+      </w:r>
+      <w:r>
+        <w:rPr>
+          <w:lang w:val="zh_TW" w:bidi="zh_TW"/>
+        </w:rPr>
+        <w:t>因此作者勸勉他們要追求成熟，使</w:t>
+      </w:r>
+      <w:r>
+        <w:rPr>
+          <w:lang w:val="zh_TW" w:bidi="zh_TW"/>
+        </w:rPr>
+        <w:t>他能教導他們更深奧的信仰真理</w:t>
+      </w:r>
+      <w:r>
+        <w:rPr>
+          <w:lang w:val="zh_TW" w:bidi="zh_TW"/>
+        </w:rPr>
+        <w:t>，而非一再重複基本道理</w:t>
+      </w:r>
+      <w:r>
+        <w:rPr>
+          <w:lang w:val="zh_TW" w:bidi="zh_TW"/>
+        </w:rPr>
+        <w:t>（</w:t>
+      </w:r>
+      <w:hyperlink r:id="rId59">
+        <w:r>
+          <w:rPr>
+            <w:lang w:val="zh_TW" w:bidi="zh_TW"/>
+          </w:rPr>
+          <w:rPr>
+            <w:color w:val="0000EE"/>
+            <w:u w:val="single"/>
+          </w:rPr>
+          <w:t>6:1–3</w:t>
+        </w:r>
+      </w:hyperlink>
+      <w:r>
+        <w:rPr>
+          <w:lang w:val="zh_TW" w:bidi="zh_TW"/>
+        </w:rPr>
+        <w:t>）。</w:t>
+      </w:r>
+    </w:p>
+    <w:p>
+      <w:pPr/>
+      <w:r>
+        <w:rPr>
+          <w:lang w:val="zh_TW" w:bidi="zh_TW"/>
+        </w:rPr>
+      </w:r>
+      <w:r>
+        <w:rPr>
+          <w:lang w:val="zh_TW" w:bidi="zh_TW"/>
+        </w:rPr>
+        <w:t>靈命成熟</w:t>
+      </w:r>
+      <w:r>
+        <w:rPr>
+          <w:lang w:val="zh_TW" w:bidi="zh_TW"/>
+        </w:rPr>
+        <w:t>不會隨時間自然出現，人需要積極聆聽神的話語，並在基督徒群體中實踐</w:t>
+      </w:r>
+      <w:r>
+        <w:rPr>
+          <w:lang w:val="zh_TW" w:bidi="zh_TW"/>
+        </w:rPr>
+        <w:t>。</w:t>
+      </w:r>
+    </w:p>
+    <w:p>
+      <w:pPr/>
+      <w:r>
+        <w:rPr>
+          <w:lang w:val="zh_TW" w:bidi="zh_TW"/>
+        </w:rPr>
+      </w:r>
+      <w:r>
+        <w:rPr>
+          <w:u w:val="single"/>
+          <w:lang w:val="zh_TW" w:bidi="zh_TW"/>
+        </w:rPr>
+        <w:t>進深研究的經文段落</w:t>
+      </w:r>
+    </w:p>
+    <w:p>
+      <w:pPr/>
+      <w:r>
+        <w:rPr>
+          <w:lang w:val="zh_TW" w:bidi="zh_TW"/>
+        </w:rPr>
+      </w:r>
+      <w:hyperlink r:id="rId52">
+        <w:r>
+          <w:rPr>
+            <w:lang w:val="zh_TW" w:bidi="zh_TW"/>
+          </w:rPr>
+          <w:rPr>
+            <w:color w:val="0000EE"/>
+            <w:u w:val="single"/>
+          </w:rPr>
+          <w:t>林前2:6</w:t>
+        </w:r>
+      </w:hyperlink>
+      <w:r>
+        <w:rPr>
+          <w:lang w:val="zh_TW" w:bidi="zh_TW"/>
+        </w:rPr>
+        <w:t>，</w:t>
+      </w:r>
+      <w:hyperlink r:id="rId57">
+        <w:r>
+          <w:rPr>
+            <w:lang w:val="zh_TW" w:bidi="zh_TW"/>
+          </w:rPr>
+          <w:rPr>
+            <w:color w:val="0000EE"/>
+            <w:u w:val="single"/>
+          </w:rPr>
+          <w:t>3:1–3</w:t>
+        </w:r>
+      </w:hyperlink>
+      <w:r>
+        <w:rPr>
+          <w:lang w:val="zh_TW" w:bidi="zh_TW"/>
+        </w:rPr>
+        <w:t>，</w:t>
+      </w:r>
+      <w:hyperlink r:id="rId53">
+        <w:r>
+          <w:rPr>
+            <w:lang w:val="zh_TW" w:bidi="zh_TW"/>
+          </w:rPr>
+          <w:rPr>
+            <w:color w:val="0000EE"/>
+            <w:u w:val="single"/>
+          </w:rPr>
+          <w:t>14:20</w:t>
+        </w:r>
+      </w:hyperlink>
+      <w:r>
+        <w:rPr>
+          <w:lang w:val="zh_TW" w:bidi="zh_TW"/>
+        </w:rPr>
+        <w:t>；</w:t>
+      </w:r>
+      <w:hyperlink r:id="rId60">
+        <w:r>
+          <w:rPr>
+            <w:lang w:val="zh_TW" w:bidi="zh_TW"/>
+          </w:rPr>
+          <w:rPr>
+            <w:color w:val="0000EE"/>
+            <w:u w:val="single"/>
+          </w:rPr>
+          <w:t>林後13:9–11</w:t>
+        </w:r>
+      </w:hyperlink>
+      <w:r>
+        <w:rPr>
+          <w:lang w:val="zh_TW" w:bidi="zh_TW"/>
+        </w:rPr>
+        <w:t>；</w:t>
+      </w:r>
+      <w:hyperlink r:id="rId54">
+        <w:r>
+          <w:rPr>
+            <w:lang w:val="zh_TW" w:bidi="zh_TW"/>
+          </w:rPr>
+          <w:rPr>
+            <w:color w:val="0000EE"/>
+            <w:u w:val="single"/>
+          </w:rPr>
+          <w:t>弗4:11–16</w:t>
+        </w:r>
+      </w:hyperlink>
+      <w:r>
+        <w:rPr>
+          <w:lang w:val="zh_TW" w:bidi="zh_TW"/>
+        </w:rPr>
+        <w:t>；</w:t>
+      </w:r>
+      <w:hyperlink r:id="rId61">
+        <w:r>
+          <w:rPr>
+            <w:lang w:val="zh_TW" w:bidi="zh_TW"/>
+          </w:rPr>
+          <w:rPr>
+            <w:color w:val="0000EE"/>
+            <w:u w:val="single"/>
+          </w:rPr>
+          <w:t>西4:12</w:t>
+        </w:r>
+      </w:hyperlink>
+      <w:r>
+        <w:rPr>
+          <w:lang w:val="zh_TW" w:bidi="zh_TW"/>
+        </w:rPr>
+        <w:t>；</w:t>
+      </w:r>
+      <w:hyperlink r:id="rId51">
+        <w:r>
+          <w:rPr>
+            <w:lang w:val="zh_TW" w:bidi="zh_TW"/>
+          </w:rPr>
+          <w:rPr>
+            <w:color w:val="0000EE"/>
+            <w:u w:val="single"/>
+          </w:rPr>
+          <w:t>來5:11–14</w:t>
+        </w:r>
+      </w:hyperlink>
+      <w:r>
+        <w:rPr>
+          <w:lang w:val="zh_TW" w:bidi="zh_TW"/>
+        </w:rPr>
+        <w:t>，</w:t>
+      </w:r>
+      <w:hyperlink r:id="rId59">
+        <w:r>
+          <w:rPr>
+            <w:lang w:val="zh_TW" w:bidi="zh_TW"/>
+          </w:rPr>
+          <w:rPr>
+            <w:color w:val="0000EE"/>
+            <w:u w:val="single"/>
+          </w:rPr>
+          <w:t>6:1–3</w:t>
+        </w:r>
+      </w:hyperlink>
+      <w:r>
+        <w:rPr>
+          <w:lang w:val="zh_TW" w:bidi="zh_TW"/>
+        </w:rPr>
+        <w:t>，</w:t>
+      </w:r>
+      <w:hyperlink r:id="rId62">
+        <w:r>
+          <w:rPr>
+            <w:lang w:val="zh_TW" w:bidi="zh_TW"/>
+          </w:rPr>
+          <w:rPr>
+            <w:color w:val="0000EE"/>
+            <w:u w:val="single"/>
+          </w:rPr>
+          <w:t>10:14</w:t>
+        </w:r>
+      </w:hyperlink>
+      <w:r>
+        <w:rPr>
+          <w:lang w:val="zh_TW" w:bidi="zh_TW"/>
+        </w:rPr>
+        <w:t>，</w:t>
+      </w:r>
+      <w:hyperlink r:id="rId63">
+        <w:r>
+          <w:rPr>
+            <w:lang w:val="zh_TW" w:bidi="zh_TW"/>
+          </w:rPr>
+          <w:rPr>
+            <w:color w:val="0000EE"/>
+            <w:u w:val="single"/>
+          </w:rPr>
+          <w:t>12:1–2</w:t>
+        </w:r>
+      </w:hyperlink>
+      <w:r>
+        <w:rPr>
+          <w:lang w:val="zh_TW" w:bidi="zh_TW"/>
+        </w:rPr>
+        <w:t>；</w:t>
+      </w:r>
+      <w:hyperlink r:id="rId50">
+        <w:r>
+          <w:rPr>
+            <w:lang w:val="zh_TW" w:bidi="zh_TW"/>
+          </w:rPr>
+          <w:rPr>
+            <w:color w:val="0000EE"/>
+            <w:u w:val="single"/>
+          </w:rPr>
+          <w:t>彼前2:1–3</w:t>
         </w:r>
       </w:hyperlink>
       <w:r>

--- a/zht/docx/052.content.docx
+++ b/zht/docx/052.content.docx
@@ -19,7 +19,7 @@
         <w:rPr>
           <w:lang w:val="zh_TW" w:bidi="zh_TW"/>
         </w:rPr>
-        <w:t>Resource: Tyndale Open Study Notes</w:t>
+        <w:t>Resource: Aquifer Open Study Notes (Themes)</w:t>
       </w:r>
       <w:r>
         <w:rPr>
@@ -112,7 +112,7 @@
         <w:rPr>
           <w:lang w:val="zh_TW" w:bidi="zh_TW"/>
         </w:rPr>
-        <w:t>Tyndale Open Study Notes</w:t>
+        <w:t>Aquifer Open Study Notes (Themes)</w:t>
       </w:r>
     </w:p>
     <w:p>

--- a/zht/docx/052.content.docx
+++ b/zht/docx/052.content.docx
@@ -246,108 +246,72 @@
         </w:rPr>
         <w:t>賦予力量給士師，像俄陀聶、基甸和耶弗他，去履行他們的職責（</w:t>
       </w:r>
-      <w:hyperlink r:id="rId13">
-        <w:r>
-          <w:rPr>
-            <w:lang w:val="zh_TW" w:bidi="zh_TW"/>
-          </w:rPr>
-          <w:rPr>
-            <w:color w:val="0000EE"/>
-            <w:u w:val="single"/>
-          </w:rPr>
-          <w:t>士3:10</w:t>
-        </w:r>
-      </w:hyperlink>
+      <w:r>
+        <w:rPr>
+          <w:lang w:val="zh_TW" w:bidi="zh_TW"/>
+        </w:rPr>
+        <w:t>士3:10</w:t>
+      </w:r>
       <w:r>
         <w:rPr>
           <w:lang w:val="zh_TW" w:bidi="zh_TW"/>
         </w:rPr>
         <w:t>，</w:t>
       </w:r>
-      <w:hyperlink r:id="rId14">
-        <w:r>
-          <w:rPr>
-            <w:lang w:val="zh_TW" w:bidi="zh_TW"/>
-          </w:rPr>
-          <w:rPr>
-            <w:color w:val="0000EE"/>
-            <w:u w:val="single"/>
-          </w:rPr>
-          <w:t>6:34</w:t>
-        </w:r>
-      </w:hyperlink>
+      <w:r>
+        <w:rPr>
+          <w:lang w:val="zh_TW" w:bidi="zh_TW"/>
+        </w:rPr>
+        <w:t>6:34</w:t>
+      </w:r>
       <w:r>
         <w:rPr>
           <w:lang w:val="zh_TW" w:bidi="zh_TW"/>
         </w:rPr>
         <w:t>，</w:t>
       </w:r>
-      <w:hyperlink r:id="rId15">
-        <w:r>
-          <w:rPr>
-            <w:lang w:val="zh_TW" w:bidi="zh_TW"/>
-          </w:rPr>
-          <w:rPr>
-            <w:color w:val="0000EE"/>
-            <w:u w:val="single"/>
-          </w:rPr>
-          <w:t>11:29</w:t>
-        </w:r>
-      </w:hyperlink>
+      <w:r>
+        <w:rPr>
+          <w:lang w:val="zh_TW" w:bidi="zh_TW"/>
+        </w:rPr>
+        <w:t>11:29</w:t>
+      </w:r>
       <w:r>
         <w:rPr>
           <w:lang w:val="zh_TW" w:bidi="zh_TW"/>
         </w:rPr>
         <w:t>）。掃羅和大衛在被膏抹為王時也接受了神的靈（</w:t>
       </w:r>
-      <w:hyperlink r:id="rId16">
-        <w:r>
-          <w:rPr>
-            <w:lang w:val="zh_TW" w:bidi="zh_TW"/>
-          </w:rPr>
-          <w:rPr>
-            <w:color w:val="0000EE"/>
-            <w:u w:val="single"/>
-          </w:rPr>
-          <w:t>撒上10:1</w:t>
-        </w:r>
-      </w:hyperlink>
+      <w:r>
+        <w:rPr>
+          <w:lang w:val="zh_TW" w:bidi="zh_TW"/>
+        </w:rPr>
+        <w:t>撒上10:1</w:t>
+      </w:r>
       <w:r>
         <w:rPr>
           <w:lang w:val="zh_TW" w:bidi="zh_TW"/>
         </w:rPr>
         <w:t>、</w:t>
       </w:r>
-      <w:hyperlink r:id="rId17">
-        <w:r>
-          <w:rPr>
-            <w:lang w:val="zh_TW" w:bidi="zh_TW"/>
-          </w:rPr>
-          <w:rPr>
-            <w:color w:val="0000EE"/>
-            <w:u w:val="single"/>
-          </w:rPr>
-          <w:t>9–10</w:t>
-        </w:r>
-      </w:hyperlink>
+      <w:r>
+        <w:rPr>
+          <w:lang w:val="zh_TW" w:bidi="zh_TW"/>
+        </w:rPr>
+        <w:t>9–10</w:t>
+      </w:r>
       <w:r>
         <w:rPr>
           <w:lang w:val="zh_TW" w:bidi="zh_TW"/>
         </w:rPr>
         <w:t>，</w:t>
       </w:r>
-      <w:hyperlink r:id="rId18">
-        <w:r>
-          <w:rPr>
-            <w:lang w:val="zh_TW" w:bidi="zh_TW"/>
-          </w:rPr>
-          <w:rPr>
-            <w:color w:val="0000EE"/>
-            <w:u w:val="single"/>
-          </w:rPr>
-          <w:t>16:13</w:t>
-        </w:r>
-      </w:hyperlink>
+      <w:r>
+        <w:rPr>
+          <w:lang w:val="zh_TW" w:bidi="zh_TW"/>
+        </w:rPr>
+        <w:t>16:13</w:t>
+      </w:r>
       <w:r>
         <w:rPr>
           <w:lang w:val="zh_TW" w:bidi="zh_TW"/>
@@ -394,120 +358,78 @@
         </w:rPr>
         <w:t>離開了掃羅 （</w:t>
       </w:r>
-      <w:hyperlink r:id="rId18">
-        <w:r>
-          <w:rPr>
-            <w:lang w:val="zh_TW" w:bidi="zh_TW"/>
-          </w:rPr>
-          <w:rPr>
-            <w:color w:val="0000EE"/>
-            <w:u w:val="single"/>
-          </w:rPr>
-          <w:t>16:13 、</w:t>
-        </w:r>
-      </w:hyperlink>
-      <w:hyperlink r:id="rId19">
-        <w:r>
-          <w:rPr>
-            <w:lang w:val="zh_TW" w:bidi="zh_TW"/>
-          </w:rPr>
-          <w:rPr>
-            <w:color w:val="0000EE"/>
-            <w:u w:val="single"/>
-          </w:rPr>
-          <w:t>14</w:t>
-        </w:r>
-      </w:hyperlink>
+      <w:r>
+        <w:rPr>
+          <w:lang w:val="zh_TW" w:bidi="zh_TW"/>
+        </w:rPr>
+        <w:t>16:13 、</w:t>
+      </w:r>
+      <w:r>
+        <w:rPr>
+          <w:lang w:val="zh_TW" w:bidi="zh_TW"/>
+        </w:rPr>
+        <w:t>14</w:t>
+      </w:r>
       <w:r>
         <w:rPr>
           <w:lang w:val="zh_TW" w:bidi="zh_TW"/>
         </w:rPr>
         <w:t>）。這是因為他不順服，神便拒絕他作王 （</w:t>
       </w:r>
-      <w:hyperlink r:id="rId20">
-        <w:r>
-          <w:rPr>
-            <w:lang w:val="zh_TW" w:bidi="zh_TW"/>
-          </w:rPr>
-          <w:rPr>
-            <w:color w:val="0000EE"/>
-            <w:u w:val="single"/>
-          </w:rPr>
-          <w:t>13:7–14</w:t>
-        </w:r>
-      </w:hyperlink>
+      <w:r>
+        <w:rPr>
+          <w:lang w:val="zh_TW" w:bidi="zh_TW"/>
+        </w:rPr>
+        <w:t>13:7–14</w:t>
+      </w:r>
       <w:r>
         <w:rPr>
           <w:lang w:val="zh_TW" w:bidi="zh_TW"/>
         </w:rPr>
         <w:t>，</w:t>
       </w:r>
-      <w:hyperlink r:id="rId21">
-        <w:r>
-          <w:rPr>
-            <w:lang w:val="zh_TW" w:bidi="zh_TW"/>
-          </w:rPr>
-          <w:rPr>
-            <w:color w:val="0000EE"/>
-            <w:u w:val="single"/>
-          </w:rPr>
-          <w:t>15:10–29</w:t>
-        </w:r>
-      </w:hyperlink>
+      <w:r>
+        <w:rPr>
+          <w:lang w:val="zh_TW" w:bidi="zh_TW"/>
+        </w:rPr>
+        <w:t>15:10–29</w:t>
+      </w:r>
       <w:r>
         <w:rPr>
           <w:lang w:val="zh_TW" w:bidi="zh_TW"/>
         </w:rPr>
         <w:t xml:space="preserve">；比較 </w:t>
       </w:r>
-      <w:hyperlink r:id="rId22">
-        <w:r>
-          <w:rPr>
-            <w:lang w:val="zh_TW" w:bidi="zh_TW"/>
-          </w:rPr>
-          <w:rPr>
-            <w:color w:val="0000EE"/>
-            <w:u w:val="single"/>
-          </w:rPr>
-          <w:t>28:15</w:t>
-        </w:r>
-      </w:hyperlink>
+      <w:r>
+        <w:rPr>
+          <w:lang w:val="zh_TW" w:bidi="zh_TW"/>
+        </w:rPr>
+        <w:t>28:15</w:t>
+      </w:r>
       <w:r>
         <w:rPr>
           <w:lang w:val="zh_TW" w:bidi="zh_TW"/>
         </w:rPr>
         <w:t>；</w:t>
       </w:r>
-      <w:hyperlink r:id="rId23">
-        <w:r>
-          <w:rPr>
-            <w:lang w:val="zh_TW" w:bidi="zh_TW"/>
-          </w:rPr>
-          <w:rPr>
-            <w:color w:val="0000EE"/>
-            <w:u w:val="single"/>
-          </w:rPr>
-          <w:t>士16:20</w:t>
-        </w:r>
-      </w:hyperlink>
+      <w:r>
+        <w:rPr>
+          <w:lang w:val="zh_TW" w:bidi="zh_TW"/>
+        </w:rPr>
+        <w:t>士16:20</w:t>
+      </w:r>
       <w:r>
         <w:rPr>
           <w:lang w:val="zh_TW" w:bidi="zh_TW"/>
         </w:rPr>
         <w:t>）。大衛與拔示巴犯罪後，他祈禱避免受到同樣的審判，「不要從我收回你的聖靈」 （</w:t>
       </w:r>
-      <w:hyperlink r:id="rId24">
-        <w:r>
-          <w:rPr>
-            <w:lang w:val="zh_TW" w:bidi="zh_TW"/>
-          </w:rPr>
-          <w:rPr>
-            <w:color w:val="0000EE"/>
-            <w:u w:val="single"/>
-          </w:rPr>
-          <w:t>詩51:11</w:t>
-        </w:r>
-      </w:hyperlink>
+      <w:r>
+        <w:rPr>
+          <w:lang w:val="zh_TW" w:bidi="zh_TW"/>
+        </w:rPr>
+        <w:t>詩51:11</w:t>
+      </w:r>
       <w:r>
         <w:rPr>
           <w:lang w:val="zh_TW" w:bidi="zh_TW"/>
@@ -528,126 +450,84 @@
         </w:rPr>
         <w:t>在新約聖經中，神的聖靈賜給所有信靠耶穌得救的人，而不僅僅是那些擔任特定角色的人（見</w:t>
       </w:r>
-      <w:hyperlink r:id="rId25">
-        <w:r>
-          <w:rPr>
-            <w:lang w:val="zh_TW" w:bidi="zh_TW"/>
-          </w:rPr>
-          <w:rPr>
-            <w:color w:val="0000EE"/>
-            <w:u w:val="single"/>
-          </w:rPr>
-          <w:t>徒2:14–21</w:t>
-        </w:r>
-      </w:hyperlink>
+      <w:r>
+        <w:rPr>
+          <w:lang w:val="zh_TW" w:bidi="zh_TW"/>
+        </w:rPr>
+        <w:t>徒2:14–21</w:t>
+      </w:r>
       <w:r>
         <w:rPr>
           <w:lang w:val="zh_TW" w:bidi="zh_TW"/>
         </w:rPr>
         <w:t>；</w:t>
       </w:r>
-      <w:hyperlink r:id="rId26">
-        <w:r>
-          <w:rPr>
-            <w:lang w:val="zh_TW" w:bidi="zh_TW"/>
-          </w:rPr>
-          <w:rPr>
-            <w:color w:val="0000EE"/>
-            <w:u w:val="single"/>
-          </w:rPr>
-          <w:t>林前12:1–13</w:t>
-        </w:r>
-      </w:hyperlink>
+      <w:r>
+        <w:rPr>
+          <w:lang w:val="zh_TW" w:bidi="zh_TW"/>
+        </w:rPr>
+        <w:t>林前12:1–13</w:t>
+      </w:r>
       <w:r>
         <w:rPr>
           <w:lang w:val="zh_TW" w:bidi="zh_TW"/>
         </w:rPr>
         <w:t>；</w:t>
       </w:r>
-      <w:hyperlink r:id="rId27">
-        <w:r>
-          <w:rPr>
-            <w:lang w:val="zh_TW" w:bidi="zh_TW"/>
-          </w:rPr>
-          <w:rPr>
-            <w:color w:val="0000EE"/>
-            <w:u w:val="single"/>
-          </w:rPr>
-          <w:t>弗1:13–14</w:t>
-        </w:r>
-      </w:hyperlink>
+      <w:r>
+        <w:rPr>
+          <w:lang w:val="zh_TW" w:bidi="zh_TW"/>
+        </w:rPr>
+        <w:t>弗1:13–14</w:t>
+      </w:r>
       <w:r>
         <w:rPr>
           <w:lang w:val="zh_TW" w:bidi="zh_TW"/>
         </w:rPr>
         <w:t>）。聖靈幫助神的僕人完成他們蒙召去做的工作（見</w:t>
       </w:r>
-      <w:hyperlink r:id="rId28">
-        <w:r>
-          <w:rPr>
-            <w:lang w:val="zh_TW" w:bidi="zh_TW"/>
-          </w:rPr>
-          <w:rPr>
-            <w:color w:val="0000EE"/>
-            <w:u w:val="single"/>
-          </w:rPr>
-          <w:t>林前12:7–10</w:t>
-        </w:r>
-      </w:hyperlink>
+      <w:r>
+        <w:rPr>
+          <w:lang w:val="zh_TW" w:bidi="zh_TW"/>
+        </w:rPr>
+        <w:t>林前12:7–10</w:t>
+      </w:r>
       <w:r>
         <w:rPr>
           <w:lang w:val="zh_TW" w:bidi="zh_TW"/>
         </w:rPr>
         <w:t>）。舊約聖經中聖靈離開掃羅的故事，說明了為什麼新約聖經警告信徒不要得罪聖靈並使衪擔憂（見</w:t>
       </w:r>
-      <w:hyperlink r:id="rId29">
-        <w:r>
-          <w:rPr>
-            <w:lang w:val="zh_TW" w:bidi="zh_TW"/>
-          </w:rPr>
-          <w:rPr>
-            <w:color w:val="0000EE"/>
-            <w:u w:val="single"/>
-          </w:rPr>
-          <w:t>可3:28–29</w:t>
-        </w:r>
-      </w:hyperlink>
+      <w:r>
+        <w:rPr>
+          <w:lang w:val="zh_TW" w:bidi="zh_TW"/>
+        </w:rPr>
+        <w:t>可3:28–29</w:t>
+      </w:r>
       <w:r>
         <w:rPr>
           <w:lang w:val="zh_TW" w:bidi="zh_TW"/>
         </w:rPr>
         <w:t>；</w:t>
       </w:r>
-      <w:hyperlink r:id="rId30">
-        <w:r>
-          <w:rPr>
-            <w:lang w:val="zh_TW" w:bidi="zh_TW"/>
-          </w:rPr>
-          <w:rPr>
-            <w:color w:val="0000EE"/>
-            <w:u w:val="single"/>
-          </w:rPr>
-          <w:t>弗4:30</w:t>
-        </w:r>
-      </w:hyperlink>
+      <w:r>
+        <w:rPr>
+          <w:lang w:val="zh_TW" w:bidi="zh_TW"/>
+        </w:rPr>
+        <w:t>弗4:30</w:t>
+      </w:r>
       <w:r>
         <w:rPr>
           <w:lang w:val="zh_TW" w:bidi="zh_TW"/>
         </w:rPr>
         <w:t>；</w:t>
       </w:r>
-      <w:hyperlink r:id="rId31">
-        <w:r>
-          <w:rPr>
-            <w:lang w:val="zh_TW" w:bidi="zh_TW"/>
-          </w:rPr>
-          <w:rPr>
-            <w:color w:val="0000EE"/>
-            <w:u w:val="single"/>
-          </w:rPr>
-          <w:t>來6:1–8</w:t>
-        </w:r>
-      </w:hyperlink>
+      <w:r>
+        <w:rPr>
+          <w:lang w:val="zh_TW" w:bidi="zh_TW"/>
+        </w:rPr>
+        <w:t>來6:1–8</w:t>
+      </w:r>
       <w:r>
         <w:rPr>
           <w:lang w:val="zh_TW" w:bidi="zh_TW"/>
@@ -677,414 +557,276 @@
           <w:lang w:val="zh_TW" w:bidi="zh_TW"/>
         </w:rPr>
       </w:r>
-      <w:hyperlink r:id="rId32">
-        <w:r>
-          <w:rPr>
-            <w:lang w:val="zh_TW" w:bidi="zh_TW"/>
-          </w:rPr>
-          <w:rPr>
-            <w:color w:val="0000EE"/>
-            <w:u w:val="single"/>
-          </w:rPr>
-          <w:t>創41:37–40</w:t>
-        </w:r>
-      </w:hyperlink>
+      <w:r>
+        <w:rPr>
+          <w:lang w:val="zh_TW" w:bidi="zh_TW"/>
+        </w:rPr>
+        <w:t>創41:37–40</w:t>
+      </w:r>
       <w:r>
         <w:rPr>
           <w:lang w:val="zh_TW" w:bidi="zh_TW"/>
         </w:rPr>
         <w:t>；</w:t>
       </w:r>
-      <w:hyperlink r:id="rId33">
-        <w:r>
-          <w:rPr>
-            <w:lang w:val="zh_TW" w:bidi="zh_TW"/>
-          </w:rPr>
-          <w:rPr>
-            <w:color w:val="0000EE"/>
-            <w:u w:val="single"/>
-          </w:rPr>
-          <w:t>出31:1–6</w:t>
-        </w:r>
-      </w:hyperlink>
+      <w:r>
+        <w:rPr>
+          <w:lang w:val="zh_TW" w:bidi="zh_TW"/>
+        </w:rPr>
+        <w:t>出31:1–6</w:t>
+      </w:r>
       <w:r>
         <w:rPr>
           <w:lang w:val="zh_TW" w:bidi="zh_TW"/>
         </w:rPr>
         <w:t>；</w:t>
       </w:r>
-      <w:hyperlink r:id="rId34">
-        <w:r>
-          <w:rPr>
-            <w:lang w:val="zh_TW" w:bidi="zh_TW"/>
-          </w:rPr>
-          <w:rPr>
-            <w:color w:val="0000EE"/>
-            <w:u w:val="single"/>
-          </w:rPr>
-          <w:t>士3:9–11</w:t>
-        </w:r>
-      </w:hyperlink>
+      <w:r>
+        <w:rPr>
+          <w:lang w:val="zh_TW" w:bidi="zh_TW"/>
+        </w:rPr>
+        <w:t>士3:9–11</w:t>
+      </w:r>
       <w:r>
         <w:rPr>
           <w:lang w:val="zh_TW" w:bidi="zh_TW"/>
         </w:rPr>
         <w:t>，</w:t>
       </w:r>
-      <w:hyperlink r:id="rId14">
-        <w:r>
-          <w:rPr>
-            <w:lang w:val="zh_TW" w:bidi="zh_TW"/>
-          </w:rPr>
-          <w:rPr>
-            <w:color w:val="0000EE"/>
-            <w:u w:val="single"/>
-          </w:rPr>
-          <w:t>士6:34</w:t>
-        </w:r>
-      </w:hyperlink>
+      <w:r>
+        <w:rPr>
+          <w:lang w:val="zh_TW" w:bidi="zh_TW"/>
+        </w:rPr>
+        <w:t>士6:34</w:t>
+      </w:r>
       <w:r>
         <w:rPr>
           <w:lang w:val="zh_TW" w:bidi="zh_TW"/>
         </w:rPr>
         <w:t>，</w:t>
       </w:r>
-      <w:hyperlink r:id="rId15">
-        <w:r>
-          <w:rPr>
-            <w:lang w:val="zh_TW" w:bidi="zh_TW"/>
-          </w:rPr>
-          <w:rPr>
-            <w:color w:val="0000EE"/>
-            <w:u w:val="single"/>
-          </w:rPr>
-          <w:t>士11:29</w:t>
-        </w:r>
-      </w:hyperlink>
+      <w:r>
+        <w:rPr>
+          <w:lang w:val="zh_TW" w:bidi="zh_TW"/>
+        </w:rPr>
+        <w:t>士11:29</w:t>
+      </w:r>
       <w:r>
         <w:rPr>
           <w:lang w:val="zh_TW" w:bidi="zh_TW"/>
         </w:rPr>
         <w:t>，</w:t>
       </w:r>
-      <w:hyperlink r:id="rId35">
-        <w:r>
-          <w:rPr>
-            <w:lang w:val="zh_TW" w:bidi="zh_TW"/>
-          </w:rPr>
-          <w:rPr>
-            <w:color w:val="0000EE"/>
-            <w:u w:val="single"/>
-          </w:rPr>
-          <w:t>士14:5–6</w:t>
-        </w:r>
-      </w:hyperlink>
+      <w:r>
+        <w:rPr>
+          <w:lang w:val="zh_TW" w:bidi="zh_TW"/>
+        </w:rPr>
+        <w:t>士14:5–6</w:t>
+      </w:r>
       <w:r>
         <w:rPr>
           <w:lang w:val="zh_TW" w:bidi="zh_TW"/>
         </w:rPr>
         <w:t>，</w:t>
       </w:r>
-      <w:hyperlink r:id="rId36">
-        <w:r>
-          <w:rPr>
-            <w:lang w:val="zh_TW" w:bidi="zh_TW"/>
-          </w:rPr>
-          <w:rPr>
-            <w:color w:val="0000EE"/>
-            <w:u w:val="single"/>
-          </w:rPr>
-          <w:t>士16:20–21</w:t>
-        </w:r>
-      </w:hyperlink>
+      <w:r>
+        <w:rPr>
+          <w:lang w:val="zh_TW" w:bidi="zh_TW"/>
+        </w:rPr>
+        <w:t>士16:20–21</w:t>
+      </w:r>
       <w:r>
         <w:rPr>
           <w:lang w:val="zh_TW" w:bidi="zh_TW"/>
         </w:rPr>
         <w:t>；</w:t>
       </w:r>
-      <w:hyperlink r:id="rId37">
-        <w:r>
-          <w:rPr>
-            <w:lang w:val="zh_TW" w:bidi="zh_TW"/>
-          </w:rPr>
-          <w:rPr>
-            <w:color w:val="0000EE"/>
-            <w:u w:val="single"/>
-          </w:rPr>
-          <w:t>撒上10:1–10</w:t>
-        </w:r>
-      </w:hyperlink>
+      <w:r>
+        <w:rPr>
+          <w:lang w:val="zh_TW" w:bidi="zh_TW"/>
+        </w:rPr>
+        <w:t>撒上10:1–10</w:t>
+      </w:r>
       <w:r>
         <w:rPr>
           <w:lang w:val="zh_TW" w:bidi="zh_TW"/>
         </w:rPr>
         <w:t>，</w:t>
       </w:r>
-      <w:hyperlink r:id="rId38">
-        <w:r>
-          <w:rPr>
-            <w:lang w:val="zh_TW" w:bidi="zh_TW"/>
-          </w:rPr>
-          <w:rPr>
-            <w:color w:val="0000EE"/>
-            <w:u w:val="single"/>
-          </w:rPr>
-          <w:t>撒上11:6–7</w:t>
-        </w:r>
-      </w:hyperlink>
+      <w:r>
+        <w:rPr>
+          <w:lang w:val="zh_TW" w:bidi="zh_TW"/>
+        </w:rPr>
+        <w:t>撒上11:6–7</w:t>
+      </w:r>
       <w:r>
         <w:rPr>
           <w:lang w:val="zh_TW" w:bidi="zh_TW"/>
         </w:rPr>
         <w:t>，</w:t>
       </w:r>
-      <w:hyperlink r:id="rId39">
-        <w:r>
-          <w:rPr>
-            <w:lang w:val="zh_TW" w:bidi="zh_TW"/>
-          </w:rPr>
-          <w:rPr>
-            <w:color w:val="0000EE"/>
-            <w:u w:val="single"/>
-          </w:rPr>
-          <w:t>撒上16:13–23</w:t>
-        </w:r>
-      </w:hyperlink>
+      <w:r>
+        <w:rPr>
+          <w:lang w:val="zh_TW" w:bidi="zh_TW"/>
+        </w:rPr>
+        <w:t>撒上16:13–23</w:t>
+      </w:r>
       <w:r>
         <w:rPr>
           <w:lang w:val="zh_TW" w:bidi="zh_TW"/>
         </w:rPr>
         <w:t>，</w:t>
       </w:r>
-      <w:hyperlink r:id="rId40">
-        <w:r>
-          <w:rPr>
-            <w:lang w:val="zh_TW" w:bidi="zh_TW"/>
-          </w:rPr>
-          <w:rPr>
-            <w:color w:val="0000EE"/>
-            <w:u w:val="single"/>
-          </w:rPr>
-          <w:t>撒上19:19–23</w:t>
-        </w:r>
-      </w:hyperlink>
+      <w:r>
+        <w:rPr>
+          <w:lang w:val="zh_TW" w:bidi="zh_TW"/>
+        </w:rPr>
+        <w:t>撒上19:19–23</w:t>
+      </w:r>
       <w:r>
         <w:rPr>
           <w:lang w:val="zh_TW" w:bidi="zh_TW"/>
         </w:rPr>
         <w:t>；</w:t>
       </w:r>
-      <w:hyperlink r:id="rId41">
-        <w:r>
-          <w:rPr>
-            <w:lang w:val="zh_TW" w:bidi="zh_TW"/>
-          </w:rPr>
-          <w:rPr>
-            <w:color w:val="0000EE"/>
-            <w:u w:val="single"/>
-          </w:rPr>
-          <w:t>代下20:13–19</w:t>
-        </w:r>
-      </w:hyperlink>
+      <w:r>
+        <w:rPr>
+          <w:lang w:val="zh_TW" w:bidi="zh_TW"/>
+        </w:rPr>
+        <w:t>代下20:13–19</w:t>
+      </w:r>
       <w:r>
         <w:rPr>
           <w:lang w:val="zh_TW" w:bidi="zh_TW"/>
         </w:rPr>
         <w:t>，</w:t>
       </w:r>
-      <w:hyperlink r:id="rId42">
-        <w:r>
-          <w:rPr>
-            <w:lang w:val="zh_TW" w:bidi="zh_TW"/>
-          </w:rPr>
-          <w:rPr>
-            <w:color w:val="0000EE"/>
-            <w:u w:val="single"/>
-          </w:rPr>
-          <w:t>代下24:20–22</w:t>
-        </w:r>
-      </w:hyperlink>
+      <w:r>
+        <w:rPr>
+          <w:lang w:val="zh_TW" w:bidi="zh_TW"/>
+        </w:rPr>
+        <w:t>代下24:20–22</w:t>
+      </w:r>
       <w:r>
         <w:rPr>
           <w:lang w:val="zh_TW" w:bidi="zh_TW"/>
         </w:rPr>
         <w:t>；</w:t>
       </w:r>
-      <w:hyperlink r:id="rId43">
-        <w:r>
-          <w:rPr>
-            <w:lang w:val="zh_TW" w:bidi="zh_TW"/>
-          </w:rPr>
-          <w:rPr>
-            <w:color w:val="0000EE"/>
-            <w:u w:val="single"/>
-          </w:rPr>
-          <w:t>詩51:11–12</w:t>
-        </w:r>
-      </w:hyperlink>
+      <w:r>
+        <w:rPr>
+          <w:lang w:val="zh_TW" w:bidi="zh_TW"/>
+        </w:rPr>
+        <w:t>詩51:11–12</w:t>
+      </w:r>
       <w:r>
         <w:rPr>
           <w:lang w:val="zh_TW" w:bidi="zh_TW"/>
         </w:rPr>
         <w:t>；</w:t>
       </w:r>
-      <w:hyperlink r:id="rId44">
-        <w:r>
-          <w:rPr>
-            <w:lang w:val="zh_TW" w:bidi="zh_TW"/>
-          </w:rPr>
-          <w:rPr>
-            <w:color w:val="0000EE"/>
-            <w:u w:val="single"/>
-          </w:rPr>
-          <w:t>賽11:1–5</w:t>
-        </w:r>
-      </w:hyperlink>
+      <w:r>
+        <w:rPr>
+          <w:lang w:val="zh_TW" w:bidi="zh_TW"/>
+        </w:rPr>
+        <w:t>賽11:1–5</w:t>
+      </w:r>
       <w:r>
         <w:rPr>
           <w:lang w:val="zh_TW" w:bidi="zh_TW"/>
         </w:rPr>
         <w:t>；</w:t>
       </w:r>
-      <w:hyperlink r:id="rId45">
-        <w:r>
-          <w:rPr>
-            <w:lang w:val="zh_TW" w:bidi="zh_TW"/>
-          </w:rPr>
-          <w:rPr>
-            <w:color w:val="0000EE"/>
-            <w:u w:val="single"/>
-          </w:rPr>
-          <w:t>耶31:33–34</w:t>
-        </w:r>
-      </w:hyperlink>
+      <w:r>
+        <w:rPr>
+          <w:lang w:val="zh_TW" w:bidi="zh_TW"/>
+        </w:rPr>
+        <w:t>耶31:33–34</w:t>
+      </w:r>
       <w:r>
         <w:rPr>
           <w:lang w:val="zh_TW" w:bidi="zh_TW"/>
         </w:rPr>
         <w:t>；</w:t>
       </w:r>
-      <w:hyperlink r:id="rId46">
-        <w:r>
-          <w:rPr>
-            <w:lang w:val="zh_TW" w:bidi="zh_TW"/>
-          </w:rPr>
-          <w:rPr>
-            <w:color w:val="0000EE"/>
-            <w:u w:val="single"/>
-          </w:rPr>
-          <w:t>珥2:28–29</w:t>
-        </w:r>
-      </w:hyperlink>
+      <w:r>
+        <w:rPr>
+          <w:lang w:val="zh_TW" w:bidi="zh_TW"/>
+        </w:rPr>
+        <w:t>珥2:28–29</w:t>
+      </w:r>
       <w:r>
         <w:rPr>
           <w:lang w:val="zh_TW" w:bidi="zh_TW"/>
         </w:rPr>
         <w:t>；</w:t>
       </w:r>
-      <w:hyperlink r:id="rId29">
-        <w:r>
-          <w:rPr>
-            <w:lang w:val="zh_TW" w:bidi="zh_TW"/>
-          </w:rPr>
-          <w:rPr>
-            <w:color w:val="0000EE"/>
-            <w:u w:val="single"/>
-          </w:rPr>
-          <w:t>可3:28–29</w:t>
-        </w:r>
-      </w:hyperlink>
+      <w:r>
+        <w:rPr>
+          <w:lang w:val="zh_TW" w:bidi="zh_TW"/>
+        </w:rPr>
+        <w:t>可3:28–29</w:t>
+      </w:r>
       <w:r>
         <w:rPr>
           <w:lang w:val="zh_TW" w:bidi="zh_TW"/>
         </w:rPr>
         <w:t>；</w:t>
       </w:r>
-      <w:hyperlink r:id="rId47">
-        <w:r>
-          <w:rPr>
-            <w:lang w:val="zh_TW" w:bidi="zh_TW"/>
-          </w:rPr>
-          <w:rPr>
-            <w:color w:val="0000EE"/>
-            <w:u w:val="single"/>
-          </w:rPr>
-          <w:t>徒2:1–21</w:t>
-        </w:r>
-      </w:hyperlink>
+      <w:r>
+        <w:rPr>
+          <w:lang w:val="zh_TW" w:bidi="zh_TW"/>
+        </w:rPr>
+        <w:t>徒2:1–21</w:t>
+      </w:r>
       <w:r>
         <w:rPr>
           <w:lang w:val="zh_TW" w:bidi="zh_TW"/>
         </w:rPr>
         <w:t>，</w:t>
       </w:r>
-      <w:hyperlink r:id="rId48">
-        <w:r>
-          <w:rPr>
-            <w:lang w:val="zh_TW" w:bidi="zh_TW"/>
-          </w:rPr>
-          <w:rPr>
-            <w:color w:val="0000EE"/>
-            <w:u w:val="single"/>
-          </w:rPr>
-          <w:t>徒4:31</w:t>
-        </w:r>
-      </w:hyperlink>
+      <w:r>
+        <w:rPr>
+          <w:lang w:val="zh_TW" w:bidi="zh_TW"/>
+        </w:rPr>
+        <w:t>徒4:31</w:t>
+      </w:r>
       <w:r>
         <w:rPr>
           <w:lang w:val="zh_TW" w:bidi="zh_TW"/>
         </w:rPr>
         <w:t>；</w:t>
       </w:r>
-      <w:hyperlink r:id="rId27">
-        <w:r>
-          <w:rPr>
-            <w:lang w:val="zh_TW" w:bidi="zh_TW"/>
-          </w:rPr>
-          <w:rPr>
-            <w:color w:val="0000EE"/>
-            <w:u w:val="single"/>
-          </w:rPr>
-          <w:t>弗1:13–14</w:t>
-        </w:r>
-      </w:hyperlink>
+      <w:r>
+        <w:rPr>
+          <w:lang w:val="zh_TW" w:bidi="zh_TW"/>
+        </w:rPr>
+        <w:t>弗1:13–14</w:t>
+      </w:r>
       <w:r>
         <w:rPr>
           <w:lang w:val="zh_TW" w:bidi="zh_TW"/>
         </w:rPr>
         <w:t>，</w:t>
       </w:r>
-      <w:hyperlink r:id="rId30">
-        <w:r>
-          <w:rPr>
-            <w:lang w:val="zh_TW" w:bidi="zh_TW"/>
-          </w:rPr>
-          <w:rPr>
-            <w:color w:val="0000EE"/>
-            <w:u w:val="single"/>
-          </w:rPr>
-          <w:t>弗4:30</w:t>
-        </w:r>
-      </w:hyperlink>
+      <w:r>
+        <w:rPr>
+          <w:lang w:val="zh_TW" w:bidi="zh_TW"/>
+        </w:rPr>
+        <w:t>弗4:30</w:t>
+      </w:r>
       <w:r>
         <w:rPr>
           <w:lang w:val="zh_TW" w:bidi="zh_TW"/>
         </w:rPr>
         <w:t>；</w:t>
       </w:r>
-      <w:hyperlink r:id="rId49">
-        <w:r>
-          <w:rPr>
-            <w:lang w:val="zh_TW" w:bidi="zh_TW"/>
-          </w:rPr>
-          <w:rPr>
-            <w:color w:val="0000EE"/>
-            <w:u w:val="single"/>
-          </w:rPr>
-          <w:t>來6:4–8</w:t>
-        </w:r>
-      </w:hyperlink>
+      <w:r>
+        <w:rPr>
+          <w:lang w:val="zh_TW" w:bidi="zh_TW"/>
+        </w:rPr>
+        <w:t>來6:4–8</w:t>
+      </w:r>
       <w:r>
         <w:rPr>
           <w:lang w:val="zh_TW" w:bidi="zh_TW"/>
@@ -1145,36 +887,24 @@
         </w:rPr>
         <w:t>。這個過程被稱為「成聖」（sanctification）。正如初生嬰兒需要奶水來成長，之後才能吃乾糧，初信者也需要「純淨的靈奶」，好讓他們能完全經歷救恩（</w:t>
       </w:r>
-      <w:hyperlink r:id="rId50">
-        <w:r>
-          <w:rPr>
-            <w:lang w:val="zh_TW" w:bidi="zh_TW"/>
-          </w:rPr>
-          <w:rPr>
-            <w:color w:val="0000EE"/>
-            <w:u w:val="single"/>
-          </w:rPr>
-          <w:t>彼前2:2–3</w:t>
-        </w:r>
-      </w:hyperlink>
+      <w:r>
+        <w:rPr>
+          <w:lang w:val="zh_TW" w:bidi="zh_TW"/>
+        </w:rPr>
+        <w:t>彼前2:2–3</w:t>
+      </w:r>
       <w:r>
         <w:rPr>
           <w:lang w:val="zh_TW" w:bidi="zh_TW"/>
         </w:rPr>
         <w:t>）。最終，他們會預備好接受「乾糧」，就是更深入的教導（</w:t>
       </w:r>
-      <w:hyperlink r:id="rId51">
-        <w:r>
-          <w:rPr>
-            <w:lang w:val="zh_TW" w:bidi="zh_TW"/>
-          </w:rPr>
-          <w:rPr>
-            <w:color w:val="0000EE"/>
-            <w:u w:val="single"/>
-          </w:rPr>
-          <w:t>來5:11–14</w:t>
-        </w:r>
-      </w:hyperlink>
+      <w:r>
+        <w:rPr>
+          <w:lang w:val="zh_TW" w:bidi="zh_TW"/>
+        </w:rPr>
+        <w:t>來5:11–14</w:t>
+      </w:r>
       <w:r>
         <w:rPr>
           <w:lang w:val="zh_TW" w:bidi="zh_TW"/>
@@ -1195,54 +925,36 @@
         </w:rPr>
         <w:t>靈命成熟包括對屬靈智慧的理解能力（</w:t>
       </w:r>
-      <w:hyperlink r:id="rId52">
-        <w:r>
-          <w:rPr>
-            <w:lang w:val="zh_TW" w:bidi="zh_TW"/>
-          </w:rPr>
-          <w:rPr>
-            <w:color w:val="0000EE"/>
-            <w:u w:val="single"/>
-          </w:rPr>
-          <w:t>林前2:6</w:t>
-        </w:r>
-      </w:hyperlink>
+      <w:r>
+        <w:rPr>
+          <w:lang w:val="zh_TW" w:bidi="zh_TW"/>
+        </w:rPr>
+        <w:t>林前2:6</w:t>
+      </w:r>
       <w:r>
         <w:rPr>
           <w:lang w:val="zh_TW" w:bidi="zh_TW"/>
         </w:rPr>
         <w:t>）。使徒保羅吩咐信徒要有成熟的心志（</w:t>
       </w:r>
-      <w:hyperlink r:id="rId53">
-        <w:r>
-          <w:rPr>
-            <w:lang w:val="zh_TW" w:bidi="zh_TW"/>
-          </w:rPr>
-          <w:rPr>
-            <w:color w:val="0000EE"/>
-            <w:u w:val="single"/>
-          </w:rPr>
-          <w:t>林前14:20</w:t>
-        </w:r>
-      </w:hyperlink>
+      <w:r>
+        <w:rPr>
+          <w:lang w:val="zh_TW" w:bidi="zh_TW"/>
+        </w:rPr>
+        <w:t>林前14:20</w:t>
+      </w:r>
       <w:r>
         <w:rPr>
           <w:lang w:val="zh_TW" w:bidi="zh_TW"/>
         </w:rPr>
         <w:t>）。當信徒在屬靈上得到裝備，並認識神的兒子時，基督的身體就逐漸成熟 （</w:t>
       </w:r>
-      <w:hyperlink r:id="rId54">
-        <w:r>
-          <w:rPr>
-            <w:lang w:val="zh_TW" w:bidi="zh_TW"/>
-          </w:rPr>
-          <w:rPr>
-            <w:color w:val="0000EE"/>
-            <w:u w:val="single"/>
-          </w:rPr>
-          <w:t>弗4:11–16</w:t>
-        </w:r>
-      </w:hyperlink>
+      <w:r>
+        <w:rPr>
+          <w:lang w:val="zh_TW" w:bidi="zh_TW"/>
+        </w:rPr>
+        <w:t>弗4:11–16</w:t>
+      </w:r>
       <w:r>
         <w:rPr>
           <w:lang w:val="zh_TW" w:bidi="zh_TW"/>
@@ -1263,54 +975,36 @@
         </w:rPr>
         <w:t>希伯來書讀者的靈命不夠成熟。作者原想教導他們更豐富的屬靈內容，但他們的表現卻如同屬靈嬰孩，需要最基本的養分，無法領受更深的真理（</w:t>
       </w:r>
-      <w:hyperlink r:id="rId55">
-        <w:r>
-          <w:rPr>
-            <w:lang w:val="zh_TW" w:bidi="zh_TW"/>
-          </w:rPr>
-          <w:rPr>
-            <w:color w:val="0000EE"/>
-            <w:u w:val="single"/>
-          </w:rPr>
-          <w:t>來5:12</w:t>
-        </w:r>
-      </w:hyperlink>
+      <w:r>
+        <w:rPr>
+          <w:lang w:val="zh_TW" w:bidi="zh_TW"/>
+        </w:rPr>
+        <w:t>來5:12</w:t>
+      </w:r>
       <w:r>
         <w:rPr>
           <w:lang w:val="zh_TW" w:bidi="zh_TW"/>
         </w:rPr>
         <w:t>）。他們沒有關注神的教導。照理說，他們信主已有一段時間，本該能教導別人，卻因屬靈上的麻木而變得遲鈍（</w:t>
       </w:r>
-      <w:hyperlink r:id="rId56">
-        <w:r>
-          <w:rPr>
-            <w:lang w:val="zh_TW" w:bidi="zh_TW"/>
-          </w:rPr>
-          <w:rPr>
-            <w:color w:val="0000EE"/>
-            <w:u w:val="single"/>
-          </w:rPr>
-          <w:t>5:11–12</w:t>
-        </w:r>
-      </w:hyperlink>
+      <w:r>
+        <w:rPr>
+          <w:lang w:val="zh_TW" w:bidi="zh_TW"/>
+        </w:rPr>
+        <w:t>5:11–12</w:t>
+      </w:r>
       <w:r>
         <w:rPr>
           <w:lang w:val="zh_TW" w:bidi="zh_TW"/>
         </w:rPr>
         <w:t>；參</w:t>
       </w:r>
-      <w:hyperlink r:id="rId57">
-        <w:r>
-          <w:rPr>
-            <w:lang w:val="zh_TW" w:bidi="zh_TW"/>
-          </w:rPr>
-          <w:rPr>
-            <w:color w:val="0000EE"/>
-            <w:u w:val="single"/>
-          </w:rPr>
-          <w:t>林前3:1–3</w:t>
-        </w:r>
-      </w:hyperlink>
+      <w:r>
+        <w:rPr>
+          <w:lang w:val="zh_TW" w:bidi="zh_TW"/>
+        </w:rPr>
+        <w:t>林前3:1–3</w:t>
+      </w:r>
       <w:r>
         <w:rPr>
           <w:lang w:val="zh_TW" w:bidi="zh_TW"/>
@@ -1337,18 +1031,12 @@
         </w:rPr>
         <w:t>（</w:t>
       </w:r>
-      <w:hyperlink r:id="rId58">
-        <w:r>
-          <w:rPr>
-            <w:lang w:val="zh_TW" w:bidi="zh_TW"/>
-          </w:rPr>
-          <w:rPr>
-            <w:color w:val="0000EE"/>
-            <w:u w:val="single"/>
-          </w:rPr>
-          <w:t>來5:14</w:t>
-        </w:r>
-      </w:hyperlink>
+      <w:r>
+        <w:rPr>
+          <w:lang w:val="zh_TW" w:bidi="zh_TW"/>
+        </w:rPr>
+        <w:t>來5:14</w:t>
+      </w:r>
       <w:r>
         <w:rPr>
           <w:lang w:val="zh_TW" w:bidi="zh_TW"/>
@@ -1379,18 +1067,12 @@
         </w:rPr>
         <w:t>（</w:t>
       </w:r>
-      <w:hyperlink r:id="rId59">
-        <w:r>
-          <w:rPr>
-            <w:lang w:val="zh_TW" w:bidi="zh_TW"/>
-          </w:rPr>
-          <w:rPr>
-            <w:color w:val="0000EE"/>
-            <w:u w:val="single"/>
-          </w:rPr>
-          <w:t>6:1–3</w:t>
-        </w:r>
-      </w:hyperlink>
+      <w:r>
+        <w:rPr>
+          <w:lang w:val="zh_TW" w:bidi="zh_TW"/>
+        </w:rPr>
+        <w:t>6:1–3</w:t>
+      </w:r>
       <w:r>
         <w:rPr>
           <w:lang w:val="zh_TW" w:bidi="zh_TW"/>
@@ -1446,198 +1128,132 @@
           <w:lang w:val="zh_TW" w:bidi="zh_TW"/>
         </w:rPr>
       </w:r>
-      <w:hyperlink r:id="rId52">
-        <w:r>
-          <w:rPr>
-            <w:lang w:val="zh_TW" w:bidi="zh_TW"/>
-          </w:rPr>
-          <w:rPr>
-            <w:color w:val="0000EE"/>
-            <w:u w:val="single"/>
-          </w:rPr>
-          <w:t>林前2:6</w:t>
-        </w:r>
-      </w:hyperlink>
+      <w:r>
+        <w:rPr>
+          <w:lang w:val="zh_TW" w:bidi="zh_TW"/>
+        </w:rPr>
+        <w:t>林前2:6</w:t>
+      </w:r>
       <w:r>
         <w:rPr>
           <w:lang w:val="zh_TW" w:bidi="zh_TW"/>
         </w:rPr>
         <w:t>，</w:t>
       </w:r>
-      <w:hyperlink r:id="rId57">
-        <w:r>
-          <w:rPr>
-            <w:lang w:val="zh_TW" w:bidi="zh_TW"/>
-          </w:rPr>
-          <w:rPr>
-            <w:color w:val="0000EE"/>
-            <w:u w:val="single"/>
-          </w:rPr>
-          <w:t>3:1–3</w:t>
-        </w:r>
-      </w:hyperlink>
+      <w:r>
+        <w:rPr>
+          <w:lang w:val="zh_TW" w:bidi="zh_TW"/>
+        </w:rPr>
+        <w:t>3:1–3</w:t>
+      </w:r>
       <w:r>
         <w:rPr>
           <w:lang w:val="zh_TW" w:bidi="zh_TW"/>
         </w:rPr>
         <w:t>，</w:t>
       </w:r>
-      <w:hyperlink r:id="rId53">
-        <w:r>
-          <w:rPr>
-            <w:lang w:val="zh_TW" w:bidi="zh_TW"/>
-          </w:rPr>
-          <w:rPr>
-            <w:color w:val="0000EE"/>
-            <w:u w:val="single"/>
-          </w:rPr>
-          <w:t>14:20</w:t>
-        </w:r>
-      </w:hyperlink>
+      <w:r>
+        <w:rPr>
+          <w:lang w:val="zh_TW" w:bidi="zh_TW"/>
+        </w:rPr>
+        <w:t>14:20</w:t>
+      </w:r>
       <w:r>
         <w:rPr>
           <w:lang w:val="zh_TW" w:bidi="zh_TW"/>
         </w:rPr>
         <w:t>；</w:t>
       </w:r>
-      <w:hyperlink r:id="rId60">
-        <w:r>
-          <w:rPr>
-            <w:lang w:val="zh_TW" w:bidi="zh_TW"/>
-          </w:rPr>
-          <w:rPr>
-            <w:color w:val="0000EE"/>
-            <w:u w:val="single"/>
-          </w:rPr>
-          <w:t>林後13:9–11</w:t>
-        </w:r>
-      </w:hyperlink>
+      <w:r>
+        <w:rPr>
+          <w:lang w:val="zh_TW" w:bidi="zh_TW"/>
+        </w:rPr>
+        <w:t>林後13:9–11</w:t>
+      </w:r>
       <w:r>
         <w:rPr>
           <w:lang w:val="zh_TW" w:bidi="zh_TW"/>
         </w:rPr>
         <w:t>；</w:t>
       </w:r>
-      <w:hyperlink r:id="rId54">
-        <w:r>
-          <w:rPr>
-            <w:lang w:val="zh_TW" w:bidi="zh_TW"/>
-          </w:rPr>
-          <w:rPr>
-            <w:color w:val="0000EE"/>
-            <w:u w:val="single"/>
-          </w:rPr>
-          <w:t>弗4:11–16</w:t>
-        </w:r>
-      </w:hyperlink>
+      <w:r>
+        <w:rPr>
+          <w:lang w:val="zh_TW" w:bidi="zh_TW"/>
+        </w:rPr>
+        <w:t>弗4:11–16</w:t>
+      </w:r>
       <w:r>
         <w:rPr>
           <w:lang w:val="zh_TW" w:bidi="zh_TW"/>
         </w:rPr>
         <w:t>；</w:t>
       </w:r>
-      <w:hyperlink r:id="rId61">
-        <w:r>
-          <w:rPr>
-            <w:lang w:val="zh_TW" w:bidi="zh_TW"/>
-          </w:rPr>
-          <w:rPr>
-            <w:color w:val="0000EE"/>
-            <w:u w:val="single"/>
-          </w:rPr>
-          <w:t>西4:12</w:t>
-        </w:r>
-      </w:hyperlink>
+      <w:r>
+        <w:rPr>
+          <w:lang w:val="zh_TW" w:bidi="zh_TW"/>
+        </w:rPr>
+        <w:t>西4:12</w:t>
+      </w:r>
       <w:r>
         <w:rPr>
           <w:lang w:val="zh_TW" w:bidi="zh_TW"/>
         </w:rPr>
         <w:t>；</w:t>
       </w:r>
-      <w:hyperlink r:id="rId51">
-        <w:r>
-          <w:rPr>
-            <w:lang w:val="zh_TW" w:bidi="zh_TW"/>
-          </w:rPr>
-          <w:rPr>
-            <w:color w:val="0000EE"/>
-            <w:u w:val="single"/>
-          </w:rPr>
-          <w:t>來5:11–14</w:t>
-        </w:r>
-      </w:hyperlink>
+      <w:r>
+        <w:rPr>
+          <w:lang w:val="zh_TW" w:bidi="zh_TW"/>
+        </w:rPr>
+        <w:t>來5:11–14</w:t>
+      </w:r>
       <w:r>
         <w:rPr>
           <w:lang w:val="zh_TW" w:bidi="zh_TW"/>
         </w:rPr>
         <w:t>，</w:t>
       </w:r>
-      <w:hyperlink r:id="rId59">
-        <w:r>
-          <w:rPr>
-            <w:lang w:val="zh_TW" w:bidi="zh_TW"/>
-          </w:rPr>
-          <w:rPr>
-            <w:color w:val="0000EE"/>
-            <w:u w:val="single"/>
-          </w:rPr>
-          <w:t>6:1–3</w:t>
-        </w:r>
-      </w:hyperlink>
+      <w:r>
+        <w:rPr>
+          <w:lang w:val="zh_TW" w:bidi="zh_TW"/>
+        </w:rPr>
+        <w:t>6:1–3</w:t>
+      </w:r>
       <w:r>
         <w:rPr>
           <w:lang w:val="zh_TW" w:bidi="zh_TW"/>
         </w:rPr>
         <w:t>，</w:t>
       </w:r>
-      <w:hyperlink r:id="rId62">
-        <w:r>
-          <w:rPr>
-            <w:lang w:val="zh_TW" w:bidi="zh_TW"/>
-          </w:rPr>
-          <w:rPr>
-            <w:color w:val="0000EE"/>
-            <w:u w:val="single"/>
-          </w:rPr>
-          <w:t>10:14</w:t>
-        </w:r>
-      </w:hyperlink>
+      <w:r>
+        <w:rPr>
+          <w:lang w:val="zh_TW" w:bidi="zh_TW"/>
+        </w:rPr>
+        <w:t>10:14</w:t>
+      </w:r>
       <w:r>
         <w:rPr>
           <w:lang w:val="zh_TW" w:bidi="zh_TW"/>
         </w:rPr>
         <w:t>，</w:t>
       </w:r>
-      <w:hyperlink r:id="rId63">
-        <w:r>
-          <w:rPr>
-            <w:lang w:val="zh_TW" w:bidi="zh_TW"/>
-          </w:rPr>
-          <w:rPr>
-            <w:color w:val="0000EE"/>
-            <w:u w:val="single"/>
-          </w:rPr>
-          <w:t>12:1–2</w:t>
-        </w:r>
-      </w:hyperlink>
+      <w:r>
+        <w:rPr>
+          <w:lang w:val="zh_TW" w:bidi="zh_TW"/>
+        </w:rPr>
+        <w:t>12:1–2</w:t>
+      </w:r>
       <w:r>
         <w:rPr>
           <w:lang w:val="zh_TW" w:bidi="zh_TW"/>
         </w:rPr>
         <w:t>；</w:t>
       </w:r>
-      <w:hyperlink r:id="rId50">
-        <w:r>
-          <w:rPr>
-            <w:lang w:val="zh_TW" w:bidi="zh_TW"/>
-          </w:rPr>
-          <w:rPr>
-            <w:color w:val="0000EE"/>
-            <w:u w:val="single"/>
-          </w:rPr>
-          <w:t>彼前2:1–3</w:t>
-        </w:r>
-      </w:hyperlink>
+      <w:r>
+        <w:rPr>
+          <w:lang w:val="zh_TW" w:bidi="zh_TW"/>
+        </w:rPr>
+        <w:t>彼前2:1–3</w:t>
+      </w:r>
       <w:r>
         <w:rPr>
           <w:lang w:val="zh_TW" w:bidi="zh_TW"/>
